--- a/Supplementary materials.docx
+++ b/Supplementary materials.docx
@@ -463,17 +463,243 @@
                 <w:sz w:val="18"/>
                 <w:szCs w:val="18"/>
               </w:rPr>
+              <w:t xml:space="preserve"> s</w:t>
+            </w:r>
+            <w:r>
+              <w:rPr>
+                <w:i/>
+                <w:iCs/>
+                <w:sz w:val="18"/>
+                <w:szCs w:val="18"/>
+                <w:vertAlign w:val="subscript"/>
+              </w:rPr>
+              <w:t>i</w:t>
+            </w:r>
+            <w:r>
+              <w:rPr>
+                <w:sz w:val="18"/>
+                <w:szCs w:val="18"/>
+                <w:vertAlign w:val="subscript"/>
+              </w:rPr>
+              <w:t>,</w:t>
+            </w:r>
+            <w:r>
+              <w:rPr>
+                <w:i/>
+                <w:iCs/>
+                <w:sz w:val="18"/>
+                <w:szCs w:val="18"/>
+                <w:vertAlign w:val="subscript"/>
+              </w:rPr>
+              <w:t>j</w:t>
+            </w:r>
+            <w:r>
+              <w:rPr>
+                <w:iCs/>
+                <w:sz w:val="18"/>
+                <w:szCs w:val="18"/>
+              </w:rPr>
+              <w:t xml:space="preserve"> = </w:t>
+            </w:r>
+            <w:r>
+              <w:rPr>
+                <w:rFonts w:eastAsiaTheme="minorEastAsia"/>
+                <w:iCs/>
+                <w:sz w:val="18"/>
+                <w:szCs w:val="18"/>
+                <w:shd w:val="clear" w:color="auto" w:fill="FFFFFF"/>
+                <w:lang w:val="en-GB"/>
+              </w:rPr>
+              <w:t>0</w:t>
+            </w:r>
+            <w:r>
+              <w:rPr>
+                <w:iCs/>
+                <w:sz w:val="18"/>
+                <w:szCs w:val="18"/>
+                <w:shd w:val="clear" w:color="auto" w:fill="FFFFFF"/>
+              </w:rPr>
+              <w:t xml:space="preserve">, </w:t>
+            </w:r>
+            <w:r>
+              <w:rPr>
+                <w:rFonts w:eastAsiaTheme="minorEastAsia"/>
+                <w:i/>
+                <w:iCs/>
+                <w:sz w:val="18"/>
+                <w:szCs w:val="18"/>
+              </w:rPr>
+              <w:t>e</w:t>
+            </w:r>
+            <w:r>
+              <w:rPr>
+                <w:i/>
+                <w:iCs/>
+                <w:sz w:val="18"/>
+                <w:szCs w:val="18"/>
+                <w:vertAlign w:val="subscript"/>
+              </w:rPr>
+              <w:t>i</w:t>
+            </w:r>
+            <w:r>
+              <w:rPr>
+                <w:sz w:val="18"/>
+                <w:szCs w:val="18"/>
+                <w:vertAlign w:val="subscript"/>
+              </w:rPr>
+              <w:t>,</w:t>
+            </w:r>
+            <w:r>
+              <w:rPr>
+                <w:i/>
+                <w:iCs/>
+                <w:sz w:val="18"/>
+                <w:szCs w:val="18"/>
+                <w:vertAlign w:val="subscript"/>
+              </w:rPr>
+              <w:t>j</w:t>
+            </w:r>
+            <w:r>
+              <w:rPr>
+                <w:iCs/>
+                <w:sz w:val="18"/>
+                <w:szCs w:val="18"/>
+              </w:rPr>
+              <w:t xml:space="preserve"> = </w:t>
+            </w:r>
+            <w:r>
+              <w:rPr>
+                <w:rFonts w:eastAsiaTheme="minorEastAsia"/>
+                <w:iCs/>
+                <w:sz w:val="18"/>
+                <w:szCs w:val="18"/>
+                <w:shd w:val="clear" w:color="auto" w:fill="FFFFFF"/>
+                <w:lang w:val="en-GB"/>
+              </w:rPr>
+              <w:t>0</w:t>
+            </w:r>
+            <w:r>
+              <w:rPr>
+                <w:iCs/>
+                <w:sz w:val="18"/>
+                <w:szCs w:val="18"/>
+                <w:shd w:val="clear" w:color="auto" w:fill="FFFFFF"/>
+              </w:rPr>
+              <w:t>,</w:t>
+            </w:r>
+            <w:r>
+              <w:rPr>
+                <w:iCs/>
+                <w:sz w:val="18"/>
+                <w:szCs w:val="18"/>
+                <w:shd w:val="clear" w:color="auto" w:fill="FFFFFF"/>
+              </w:rPr>
+              <w:sym w:font="Symbol" w:char="0022"/>
+            </w:r>
+            <w:r>
+              <w:rPr>
+                <w:rFonts w:eastAsiaTheme="minorEastAsia"/>
+                <w:i/>
+                <w:iCs/>
+                <w:sz w:val="18"/>
+                <w:szCs w:val="18"/>
+              </w:rPr>
+              <w:t>o</w:t>
+            </w:r>
+            <w:r>
+              <w:rPr>
+                <w:i/>
+                <w:iCs/>
+                <w:sz w:val="18"/>
+                <w:szCs w:val="18"/>
+                <w:vertAlign w:val="subscript"/>
+              </w:rPr>
+              <w:t>i</w:t>
+            </w:r>
+            <w:r>
+              <w:rPr>
+                <w:sz w:val="18"/>
+                <w:szCs w:val="18"/>
+                <w:vertAlign w:val="subscript"/>
+              </w:rPr>
+              <w:t>,</w:t>
+            </w:r>
+            <w:r>
+              <w:rPr>
+                <w:i/>
+                <w:iCs/>
+                <w:sz w:val="18"/>
+                <w:szCs w:val="18"/>
+                <w:vertAlign w:val="subscript"/>
+              </w:rPr>
+              <w:t>j</w:t>
+            </w:r>
+            <w:r>
+              <w:rPr>
+                <w:sz w:val="18"/>
+                <w:szCs w:val="18"/>
+              </w:rPr>
+              <w:sym w:font="Symbol" w:char="F0CE"/>
+            </w:r>
+            <w:r>
+              <w:rPr>
+                <w:i/>
+                <w:iCs/>
+                <w:sz w:val="18"/>
+                <w:szCs w:val="18"/>
+              </w:rPr>
+              <w:t>O</w:t>
+            </w:r>
+            <w:r>
+              <w:rPr>
+                <w:sz w:val="18"/>
+                <w:szCs w:val="18"/>
+              </w:rPr>
+              <w:t>;</w:t>
+            </w:r>
+            <w:r>
+              <w:rPr>
+                <w:i/>
+                <w:iCs/>
+                <w:sz w:val="18"/>
+                <w:szCs w:val="18"/>
+                <w:shd w:val="clear" w:color="auto" w:fill="FFFFFF"/>
+                <w:lang w:val="en-GB"/>
+              </w:rPr>
+              <w:t xml:space="preserve"> k</w:t>
+            </w:r>
+            <w:r>
+              <w:rPr>
+                <w:rFonts w:eastAsiaTheme="minorEastAsia"/>
+                <w:i/>
+                <w:iCs/>
+                <w:sz w:val="18"/>
+                <w:szCs w:val="18"/>
+                <w:shd w:val="clear" w:color="auto" w:fill="FFFFFF"/>
+                <w:lang w:val="en-GB"/>
+              </w:rPr>
               <w:t xml:space="preserve"> </w:t>
             </w:r>
-            <w:proofErr w:type="spellStart"/>
-            <w:r>
-              <w:rPr>
-                <w:i/>
-                <w:iCs/>
-                <w:sz w:val="18"/>
-                <w:szCs w:val="18"/>
-              </w:rPr>
-              <w:t>s</w:t>
+            <w:r>
+              <w:rPr>
+                <w:rFonts w:eastAsiaTheme="minorEastAsia"/>
+                <w:sz w:val="18"/>
+                <w:szCs w:val="18"/>
+                <w:shd w:val="clear" w:color="auto" w:fill="FFFFFF"/>
+                <w:lang w:val="en-GB"/>
+              </w:rPr>
+              <w:t>= 0;</w:t>
+            </w:r>
+            <w:r>
+              <w:rPr>
+                <w:i/>
+                <w:iCs/>
+                <w:sz w:val="18"/>
+                <w:szCs w:val="18"/>
+                <w:shd w:val="clear" w:color="auto" w:fill="FFFFFF"/>
+                <w:lang w:val="en-GB"/>
+              </w:rPr>
+              <w:t xml:space="preserve"> k</w:t>
             </w:r>
             <w:r>
               <w:rPr>
@@ -483,122 +709,38 @@
                 <w:szCs w:val="18"/>
                 <w:vertAlign w:val="subscript"/>
               </w:rPr>
-              <w:t>i</w:t>
-            </w:r>
-            <w:r>
-              <w:rPr>
-                <w:sz w:val="18"/>
-                <w:szCs w:val="18"/>
-                <w:vertAlign w:val="subscript"/>
-              </w:rPr>
-              <w:t>,</w:t>
-            </w:r>
-            <w:r>
-              <w:rPr>
-                <w:i/>
-                <w:iCs/>
-                <w:sz w:val="18"/>
-                <w:szCs w:val="18"/>
-                <w:vertAlign w:val="subscript"/>
-              </w:rPr>
-              <w:t>j</w:t>
-            </w:r>
-            <w:proofErr w:type="spellEnd"/>
-            <w:r>
-              <w:rPr>
-                <w:iCs/>
-                <w:sz w:val="18"/>
-                <w:szCs w:val="18"/>
-              </w:rPr>
-              <w:t xml:space="preserve"> = </w:t>
+              <w:t>r</w:t>
             </w:r>
             <w:r>
               <w:rPr>
                 <w:rFonts w:eastAsiaTheme="minorEastAsia"/>
+                <w:i/>
                 <w:iCs/>
                 <w:sz w:val="18"/>
                 <w:szCs w:val="18"/>
                 <w:shd w:val="clear" w:color="auto" w:fill="FFFFFF"/>
                 <w:lang w:val="en-GB"/>
               </w:rPr>
-              <w:t>0</w:t>
-            </w:r>
-            <w:r>
-              <w:rPr>
-                <w:iCs/>
-                <w:sz w:val="18"/>
-                <w:szCs w:val="18"/>
-                <w:shd w:val="clear" w:color="auto" w:fill="FFFFFF"/>
-              </w:rPr>
-              <w:t xml:space="preserve">, </w:t>
-            </w:r>
-            <w:proofErr w:type="spellStart"/>
+              <w:t xml:space="preserve"> </w:t>
+            </w:r>
             <w:r>
               <w:rPr>
                 <w:rFonts w:eastAsiaTheme="minorEastAsia"/>
-                <w:i/>
-                <w:iCs/>
-                <w:sz w:val="18"/>
-                <w:szCs w:val="18"/>
-              </w:rPr>
-              <w:t>e</w:t>
-            </w:r>
-            <w:r>
-              <w:rPr>
-                <w:i/>
-                <w:iCs/>
-                <w:sz w:val="18"/>
-                <w:szCs w:val="18"/>
-                <w:vertAlign w:val="subscript"/>
-              </w:rPr>
-              <w:t>i</w:t>
-            </w:r>
-            <w:r>
-              <w:rPr>
-                <w:sz w:val="18"/>
-                <w:szCs w:val="18"/>
-                <w:vertAlign w:val="subscript"/>
-              </w:rPr>
-              <w:t>,</w:t>
-            </w:r>
-            <w:r>
-              <w:rPr>
-                <w:i/>
-                <w:iCs/>
-                <w:sz w:val="18"/>
-                <w:szCs w:val="18"/>
-                <w:vertAlign w:val="subscript"/>
-              </w:rPr>
-              <w:t>j</w:t>
-            </w:r>
-            <w:proofErr w:type="spellEnd"/>
-            <w:r>
-              <w:rPr>
-                <w:iCs/>
-                <w:sz w:val="18"/>
-                <w:szCs w:val="18"/>
-              </w:rPr>
-              <w:t xml:space="preserve"> = </w:t>
-            </w:r>
-            <w:r>
-              <w:rPr>
-                <w:rFonts w:eastAsiaTheme="minorEastAsia"/>
-                <w:iCs/>
                 <w:sz w:val="18"/>
                 <w:szCs w:val="18"/>
                 <w:shd w:val="clear" w:color="auto" w:fill="FFFFFF"/>
                 <w:lang w:val="en-GB"/>
               </w:rPr>
-              <w:t>0</w:t>
-            </w:r>
-            <w:r>
-              <w:rPr>
-                <w:iCs/>
-                <w:sz w:val="18"/>
-                <w:szCs w:val="18"/>
-                <w:shd w:val="clear" w:color="auto" w:fill="FFFFFF"/>
-              </w:rPr>
-              <w:t>,</w:t>
+              <w:t>= 1,</w:t>
+            </w:r>
+            <w:r>
+              <w:rPr>
+                <w:i/>
+                <w:iCs/>
+                <w:sz w:val="18"/>
+                <w:szCs w:val="18"/>
+              </w:rPr>
+              <w:t xml:space="preserve"> </w:t>
             </w:r>
             <w:r>
               <w:rPr>
@@ -609,46 +751,15 @@
               </w:rPr>
               <w:sym w:font="Symbol" w:char="0022"/>
             </w:r>
-            <w:proofErr w:type="spellStart"/>
-            <w:r>
-              <w:rPr>
-                <w:rFonts w:eastAsiaTheme="minorEastAsia"/>
-                <w:i/>
-                <w:iCs/>
-                <w:sz w:val="18"/>
-                <w:szCs w:val="18"/>
-              </w:rPr>
-              <w:t>o</w:t>
-            </w:r>
-            <w:r>
-              <w:rPr>
-                <w:i/>
-                <w:iCs/>
-                <w:sz w:val="18"/>
-                <w:szCs w:val="18"/>
-                <w:vertAlign w:val="subscript"/>
-              </w:rPr>
-              <w:t>i</w:t>
-            </w:r>
-            <w:r>
-              <w:rPr>
-                <w:sz w:val="18"/>
-                <w:szCs w:val="18"/>
-                <w:vertAlign w:val="subscript"/>
-              </w:rPr>
-              <w:t>,</w:t>
-            </w:r>
-            <w:r>
-              <w:rPr>
-                <w:i/>
-                <w:iCs/>
-                <w:sz w:val="18"/>
-                <w:szCs w:val="18"/>
-                <w:vertAlign w:val="subscript"/>
-              </w:rPr>
-              <w:t>j</w:t>
-            </w:r>
-            <w:proofErr w:type="spellEnd"/>
+            <w:r>
+              <w:rPr>
+                <w:i/>
+                <w:iCs/>
+                <w:sz w:val="18"/>
+                <w:szCs w:val="18"/>
+              </w:rPr>
+              <w:t>r</w:t>
+            </w:r>
             <w:r>
               <w:rPr>
                 <w:sz w:val="18"/>
@@ -663,136 +774,8 @@
                 <w:sz w:val="18"/>
                 <w:szCs w:val="18"/>
               </w:rPr>
-              <w:t>O</w:t>
-            </w:r>
-            <w:r>
-              <w:rPr>
-                <w:sz w:val="18"/>
-                <w:szCs w:val="18"/>
-              </w:rPr>
-              <w:t>;</w:t>
-            </w:r>
-            <w:r>
-              <w:rPr>
-                <w:i/>
-                <w:iCs/>
-                <w:sz w:val="18"/>
-                <w:szCs w:val="18"/>
-                <w:shd w:val="clear" w:color="auto" w:fill="FFFFFF"/>
-                <w:lang w:val="en-GB"/>
-              </w:rPr>
-              <w:t xml:space="preserve"> k</w:t>
-            </w:r>
-            <w:r>
-              <w:rPr>
-                <w:rFonts w:eastAsiaTheme="minorEastAsia"/>
-                <w:i/>
-                <w:iCs/>
-                <w:sz w:val="18"/>
-                <w:szCs w:val="18"/>
-                <w:shd w:val="clear" w:color="auto" w:fill="FFFFFF"/>
-                <w:lang w:val="en-GB"/>
-              </w:rPr>
-              <w:t xml:space="preserve"> </w:t>
-            </w:r>
-            <w:r>
-              <w:rPr>
-                <w:rFonts w:eastAsiaTheme="minorEastAsia"/>
-                <w:sz w:val="18"/>
-                <w:szCs w:val="18"/>
-                <w:shd w:val="clear" w:color="auto" w:fill="FFFFFF"/>
-                <w:lang w:val="en-GB"/>
-              </w:rPr>
-              <w:t>= 0;</w:t>
-            </w:r>
-            <w:r>
-              <w:rPr>
-                <w:i/>
-                <w:iCs/>
-                <w:sz w:val="18"/>
-                <w:szCs w:val="18"/>
-                <w:shd w:val="clear" w:color="auto" w:fill="FFFFFF"/>
-                <w:lang w:val="en-GB"/>
-              </w:rPr>
-              <w:t xml:space="preserve"> k</w:t>
-            </w:r>
-            <w:r>
-              <w:rPr>
-                <w:i/>
-                <w:iCs/>
-                <w:sz w:val="18"/>
-                <w:szCs w:val="18"/>
-                <w:vertAlign w:val="subscript"/>
-              </w:rPr>
-              <w:t>r</w:t>
-            </w:r>
-            <w:r>
-              <w:rPr>
-                <w:rFonts w:eastAsiaTheme="minorEastAsia"/>
-                <w:i/>
-                <w:iCs/>
-                <w:sz w:val="18"/>
-                <w:szCs w:val="18"/>
-                <w:shd w:val="clear" w:color="auto" w:fill="FFFFFF"/>
-                <w:lang w:val="en-GB"/>
-              </w:rPr>
-              <w:t xml:space="preserve"> </w:t>
-            </w:r>
-            <w:r>
-              <w:rPr>
-                <w:rFonts w:eastAsiaTheme="minorEastAsia"/>
-                <w:sz w:val="18"/>
-                <w:szCs w:val="18"/>
-                <w:shd w:val="clear" w:color="auto" w:fill="FFFFFF"/>
-                <w:lang w:val="en-GB"/>
-              </w:rPr>
-              <w:t>= 1,</w:t>
-            </w:r>
-            <w:r>
-              <w:rPr>
-                <w:i/>
-                <w:iCs/>
-                <w:sz w:val="18"/>
-                <w:szCs w:val="18"/>
-              </w:rPr>
-              <w:t xml:space="preserve"> </w:t>
-            </w:r>
-            <w:r>
-              <w:rPr>
-                <w:iCs/>
-                <w:sz w:val="18"/>
-                <w:szCs w:val="18"/>
-                <w:shd w:val="clear" w:color="auto" w:fill="FFFFFF"/>
-              </w:rPr>
-              <w:sym w:font="Symbol" w:char="0022"/>
-            </w:r>
-            <w:r>
-              <w:rPr>
-                <w:i/>
-                <w:iCs/>
-                <w:sz w:val="18"/>
-                <w:szCs w:val="18"/>
-              </w:rPr>
-              <w:t>r</w:t>
-            </w:r>
-            <w:r>
-              <w:rPr>
-                <w:sz w:val="18"/>
-                <w:szCs w:val="18"/>
-              </w:rPr>
-              <w:sym w:font="Symbol" w:char="F0CE"/>
-            </w:r>
-            <w:proofErr w:type="spellStart"/>
-            <w:r>
-              <w:rPr>
-                <w:i/>
-                <w:iCs/>
-                <w:sz w:val="18"/>
-                <w:szCs w:val="18"/>
-              </w:rPr>
               <w:t>R</w:t>
             </w:r>
-            <w:proofErr w:type="spellEnd"/>
             <w:r>
               <w:rPr>
                 <w:rFonts w:eastAsiaTheme="minorEastAsia"/>
@@ -836,7 +819,6 @@
               </w:rPr>
               <w:t>β</w:t>
             </w:r>
-            <w:proofErr w:type="spellStart"/>
             <w:r>
               <w:rPr>
                 <w:i/>
@@ -901,7 +883,6 @@
               </w:rPr>
               <w:t>u</w:t>
             </w:r>
-            <w:proofErr w:type="spellEnd"/>
             <w:r>
               <w:rPr>
                 <w:sz w:val="18"/>
@@ -909,7 +890,6 @@
               </w:rPr>
               <w:t xml:space="preserve"> for each </w:t>
             </w:r>
-            <w:proofErr w:type="spellStart"/>
             <w:r>
               <w:rPr>
                 <w:i/>
@@ -947,7 +927,6 @@
               </w:rPr>
               <w:t>j</w:t>
             </w:r>
-            <w:proofErr w:type="spellEnd"/>
             <w:r>
               <w:rPr>
                 <w:sz w:val="18"/>
@@ -1162,7 +1141,6 @@
               </w:rPr>
               <w:sym w:font="Symbol" w:char="F0CE"/>
             </w:r>
-            <w:proofErr w:type="spellStart"/>
             <w:r>
               <w:rPr>
                 <w:i/>
@@ -1172,7 +1150,6 @@
               </w:rPr>
               <w:t>R</w:t>
             </w:r>
-            <w:proofErr w:type="spellEnd"/>
           </w:p>
           <w:p>
             <w:pPr>
@@ -1206,7 +1183,6 @@
               </w:rPr>
               <w:t xml:space="preserve">Let </w:t>
             </w:r>
-            <w:proofErr w:type="spellStart"/>
             <w:r>
               <w:rPr>
                 <w:i/>
@@ -1247,7 +1223,6 @@
               </w:rPr>
               <w:t>j</w:t>
             </w:r>
-            <w:proofErr w:type="spellEnd"/>
             <w:r>
               <w:rPr>
                 <w:sz w:val="18"/>
@@ -1281,23 +1256,7 @@
                 <w:sz w:val="18"/>
                 <w:szCs w:val="18"/>
               </w:rPr>
-              <w:t>-</w:t>
-            </w:r>
-            <w:proofErr w:type="spellStart"/>
-            <w:r>
-              <w:rPr>
-                <w:sz w:val="18"/>
-                <w:szCs w:val="18"/>
-              </w:rPr>
-              <w:t>th</w:t>
-            </w:r>
-            <w:proofErr w:type="spellEnd"/>
-            <w:r>
-              <w:rPr>
-                <w:sz w:val="18"/>
-                <w:szCs w:val="18"/>
-              </w:rPr>
-              <w:t xml:space="preserve"> operation in </w:t>
+              <w:t xml:space="preserve">-th operation in </w:t>
             </w:r>
             <w:r>
               <w:rPr>
@@ -1371,7 +1330,6 @@
               </w:rPr>
               <w:t xml:space="preserve"> = {</w:t>
             </w:r>
-            <w:proofErr w:type="spellStart"/>
             <w:r>
               <w:rPr>
                 <w:i/>
@@ -1423,7 +1381,6 @@
               </w:rPr>
               <w:t>j</w:t>
             </w:r>
-            <w:proofErr w:type="spellEnd"/>
             <w:r>
               <w:rPr>
                 <w:rFonts w:eastAsiaTheme="minorEastAsia"/>
@@ -1452,7 +1409,6 @@
               </w:rPr>
               <w:t xml:space="preserve">is predecessor of </w:t>
             </w:r>
-            <w:proofErr w:type="spellStart"/>
             <w:r>
               <w:rPr>
                 <w:i/>
@@ -1493,7 +1449,6 @@
               </w:rPr>
               <w:t>j</w:t>
             </w:r>
-            <w:proofErr w:type="spellEnd"/>
             <w:r>
               <w:rPr>
                 <w:rFonts w:eastAsiaTheme="minorEastAsia"/>
@@ -1591,7 +1546,6 @@
               </w:rPr>
               <w:t xml:space="preserve"> </w:t>
             </w:r>
-            <w:proofErr w:type="spellStart"/>
             <w:r>
               <w:rPr>
                 <w:i/>
@@ -1632,7 +1586,6 @@
               </w:rPr>
               <w:t>j</w:t>
             </w:r>
-            <w:proofErr w:type="spellEnd"/>
             <w:r>
               <w:rPr>
                 <w:sz w:val="18"/>
@@ -1738,7 +1691,6 @@
               </w:rPr>
               <w:t>∄</w:t>
             </w:r>
-            <w:proofErr w:type="spellStart"/>
             <w:r>
               <w:rPr>
                 <w:i/>
@@ -1790,7 +1742,6 @@
               </w:rPr>
               <w:t>j</w:t>
             </w:r>
-            <w:proofErr w:type="spellEnd"/>
             <w:r>
               <w:rPr>
                 <w:rFonts w:eastAsiaTheme="minorEastAsia"/>
@@ -1834,7 +1785,6 @@
               </w:rPr>
               <w:t xml:space="preserve"> </w:t>
             </w:r>
-            <w:proofErr w:type="spellStart"/>
             <w:r>
               <w:rPr>
                 <w:i/>
@@ -1854,7 +1804,6 @@
               </w:rPr>
               <w:t>i</w:t>
             </w:r>
-            <w:proofErr w:type="spellEnd"/>
             <w:r>
               <w:rPr>
                 <w:rFonts w:eastAsiaTheme="minorEastAsia"/>
@@ -1917,7 +1866,6 @@
               </w:rPr>
               <w:t xml:space="preserve"> </w:t>
             </w:r>
-            <w:proofErr w:type="spellStart"/>
             <w:r>
               <w:rPr>
                 <w:rFonts w:eastAsiaTheme="minorEastAsia"/>
@@ -1938,7 +1886,6 @@
               </w:rPr>
               <w:t>i</w:t>
             </w:r>
-            <w:proofErr w:type="spellEnd"/>
             <w:r>
               <w:rPr>
                 <w:rFonts w:eastAsiaTheme="minorEastAsia"/>
@@ -2083,7 +2030,6 @@
               </w:rPr>
               <w:t xml:space="preserve">            </w:t>
             </w:r>
-            <w:proofErr w:type="spellStart"/>
             <w:r>
               <w:rPr>
                 <w:i/>
@@ -2121,7 +2067,6 @@
               </w:rPr>
               <w:t>j</w:t>
             </w:r>
-            <w:proofErr w:type="spellEnd"/>
             <w:r>
               <w:rPr>
                 <w:rFonts w:eastAsiaTheme="minorEastAsia"/>
@@ -2141,7 +2086,6 @@
               </w:rPr>
               <w:t xml:space="preserve">= max{0, </w:t>
             </w:r>
-            <w:proofErr w:type="spellStart"/>
             <w:r>
               <w:rPr>
                 <w:rFonts w:eastAsiaTheme="minorEastAsia"/>
@@ -2162,7 +2106,6 @@
               </w:rPr>
               <w:t>i</w:t>
             </w:r>
-            <w:proofErr w:type="spellEnd"/>
             <w:r>
               <w:rPr>
                 <w:rFonts w:eastAsiaTheme="minorEastAsia"/>
@@ -2221,17 +2164,101 @@
                 <w:sz w:val="18"/>
                 <w:szCs w:val="18"/>
               </w:rPr>
+              <w:t xml:space="preserve"> o</w:t>
+            </w:r>
+            <w:r>
+              <w:rPr>
+                <w:i/>
+                <w:iCs/>
+                <w:sz w:val="18"/>
+                <w:szCs w:val="18"/>
+                <w:vertAlign w:val="subscript"/>
+              </w:rPr>
+              <w:t>i</w:t>
+            </w:r>
+            <w:r>
+              <w:rPr>
+                <w:rFonts w:eastAsiaTheme="minorEastAsia"/>
+                <w:i/>
+                <w:iCs/>
+                <w:sz w:val="18"/>
+                <w:szCs w:val="18"/>
+                <w:vertAlign w:val="subscript"/>
+              </w:rPr>
+              <w:t>′</w:t>
+            </w:r>
+            <w:r>
+              <w:rPr>
+                <w:i/>
+                <w:iCs/>
+                <w:sz w:val="18"/>
+                <w:szCs w:val="18"/>
+                <w:shd w:val="clear" w:color="auto" w:fill="FFFFFF"/>
+                <w:vertAlign w:val="subscript"/>
+              </w:rPr>
+              <w:t>,</w:t>
+            </w:r>
+            <w:r>
+              <w:rPr>
+                <w:i/>
+                <w:iCs/>
+                <w:sz w:val="18"/>
+                <w:szCs w:val="18"/>
+                <w:vertAlign w:val="subscript"/>
+              </w:rPr>
+              <w:t>j</w:t>
+            </w:r>
+            <w:r>
+              <w:rPr>
+                <w:rFonts w:eastAsiaTheme="minorEastAsia"/>
+                <w:i/>
+                <w:iCs/>
+                <w:sz w:val="18"/>
+                <w:szCs w:val="18"/>
+                <w:vertAlign w:val="subscript"/>
+              </w:rPr>
+              <w:t>′</w:t>
+            </w:r>
+            <w:r>
+              <w:rPr>
+                <w:sz w:val="18"/>
+                <w:szCs w:val="18"/>
+              </w:rPr>
+              <w:sym w:font="Symbol" w:char="F0CE"/>
+            </w:r>
+            <w:r>
+              <w:rPr>
+                <w:sz w:val="18"/>
+                <w:szCs w:val="18"/>
+              </w:rPr>
+              <w:sym w:font="Symbol" w:char="F044"/>
+            </w:r>
+            <w:r>
+              <w:rPr>
+                <w:rFonts w:eastAsiaTheme="minorEastAsia"/>
+                <w:sz w:val="18"/>
+                <w:szCs w:val="18"/>
+              </w:rPr>
+              <w:t>};</w:t>
+            </w:r>
+            <w:r>
+              <w:rPr>
+                <w:i/>
+                <w:iCs/>
+                <w:sz w:val="18"/>
+                <w:szCs w:val="18"/>
+              </w:rPr>
               <w:t xml:space="preserve"> </w:t>
             </w:r>
-            <w:proofErr w:type="spellStart"/>
-            <w:r>
-              <w:rPr>
-                <w:i/>
-                <w:iCs/>
-                <w:sz w:val="18"/>
-                <w:szCs w:val="18"/>
-              </w:rPr>
-              <w:t>o</w:t>
+            <w:r>
+              <w:rPr>
+                <w:rFonts w:eastAsiaTheme="minorEastAsia"/>
+                <w:i/>
+                <w:iCs/>
+                <w:sz w:val="18"/>
+                <w:szCs w:val="18"/>
+              </w:rPr>
+              <w:t>e</w:t>
             </w:r>
             <w:r>
               <w:rPr>
@@ -2245,6 +2272,24 @@
             </w:r>
             <w:r>
               <w:rPr>
+                <w:sz w:val="18"/>
+                <w:szCs w:val="18"/>
+                <w:vertAlign w:val="subscript"/>
+              </w:rPr>
+              <w:t>,</w:t>
+            </w:r>
+            <w:r>
+              <w:rPr>
+                <w:i/>
+                <w:iCs/>
+                <w:sz w:val="18"/>
+                <w:szCs w:val="18"/>
+                <w:vertAlign w:val="subscript"/>
+              </w:rPr>
+              <w:t>j</w:t>
+            </w:r>
+            <w:r>
+              <w:rPr>
                 <w:rFonts w:eastAsiaTheme="minorEastAsia"/>
                 <w:i/>
                 <w:iCs/>
@@ -2252,17 +2297,41 @@
                 <w:szCs w:val="18"/>
                 <w:vertAlign w:val="subscript"/>
               </w:rPr>
-              <w:t>′</w:t>
-            </w:r>
-            <w:r>
-              <w:rPr>
-                <w:i/>
-                <w:iCs/>
-                <w:sz w:val="18"/>
-                <w:szCs w:val="18"/>
-                <w:shd w:val="clear" w:color="auto" w:fill="FFFFFF"/>
+              <w:t xml:space="preserve"> </w:t>
+            </w:r>
+            <w:r>
+              <w:rPr>
+                <w:rFonts w:eastAsiaTheme="minorEastAsia"/>
+                <w:sz w:val="18"/>
+                <w:szCs w:val="18"/>
+              </w:rPr>
+              <w:t xml:space="preserve">= </w:t>
+            </w:r>
+            <w:r>
+              <w:rPr>
+                <w:i/>
+                <w:iCs/>
+                <w:sz w:val="18"/>
+                <w:szCs w:val="18"/>
+              </w:rPr>
+              <w:t>s</w:t>
+            </w:r>
+            <w:r>
+              <w:rPr>
+                <w:i/>
+                <w:iCs/>
+                <w:sz w:val="18"/>
+                <w:szCs w:val="18"/>
                 <w:vertAlign w:val="subscript"/>
               </w:rPr>
+              <w:t>i</w:t>
+            </w:r>
+            <w:r>
+              <w:rPr>
+                <w:sz w:val="18"/>
+                <w:szCs w:val="18"/>
+                <w:vertAlign w:val="subscript"/>
+              </w:rPr>
               <w:t>,</w:t>
             </w:r>
             <w:r>
@@ -2275,76 +2344,57 @@
               </w:rPr>
               <w:t>j</w:t>
             </w:r>
-            <w:proofErr w:type="spellEnd"/>
             <w:r>
               <w:rPr>
                 <w:rFonts w:eastAsiaTheme="minorEastAsia"/>
+                <w:sz w:val="18"/>
+                <w:szCs w:val="18"/>
+              </w:rPr>
+              <w:t>+</w:t>
+            </w:r>
+            <w:r>
+              <w:rPr>
+                <w:i/>
+                <w:iCs/>
+                <w:sz w:val="18"/>
+                <w:szCs w:val="18"/>
+              </w:rPr>
+              <w:t>β</w:t>
+            </w:r>
+            <w:r>
+              <w:rPr>
                 <w:i/>
                 <w:iCs/>
                 <w:sz w:val="18"/>
                 <w:szCs w:val="18"/>
                 <w:vertAlign w:val="subscript"/>
               </w:rPr>
-              <w:t>′</w:t>
-            </w:r>
-            <w:r>
-              <w:rPr>
-                <w:sz w:val="18"/>
-                <w:szCs w:val="18"/>
-              </w:rPr>
-              <w:sym w:font="Symbol" w:char="F0CE"/>
-            </w:r>
-            <w:r>
-              <w:rPr>
-                <w:sz w:val="18"/>
-                <w:szCs w:val="18"/>
-              </w:rPr>
-              <w:sym w:font="Symbol" w:char="F044"/>
-            </w:r>
-            <w:r>
-              <w:rPr>
-                <w:rFonts w:eastAsiaTheme="minorEastAsia"/>
-                <w:sz w:val="18"/>
-                <w:szCs w:val="18"/>
-              </w:rPr>
-              <w:t>};</w:t>
-            </w:r>
-            <w:r>
-              <w:rPr>
-                <w:i/>
-                <w:iCs/>
-                <w:sz w:val="18"/>
-                <w:szCs w:val="18"/>
-              </w:rPr>
-              <w:t xml:space="preserve"> </w:t>
-            </w:r>
-            <w:proofErr w:type="spellStart"/>
-            <w:r>
-              <w:rPr>
-                <w:rFonts w:eastAsiaTheme="minorEastAsia"/>
-                <w:i/>
-                <w:iCs/>
-                <w:sz w:val="18"/>
-                <w:szCs w:val="18"/>
-              </w:rPr>
-              <w:t>e</w:t>
-            </w:r>
-            <w:r>
-              <w:rPr>
-                <w:i/>
-                <w:iCs/>
+              <w:t>i</w:t>
+            </w:r>
+            <w:r>
+              <w:rPr>
                 <w:sz w:val="18"/>
                 <w:szCs w:val="18"/>
                 <w:vertAlign w:val="subscript"/>
               </w:rPr>
-              <w:t>i</w:t>
-            </w:r>
-            <w:r>
-              <w:rPr>
+              <w:t>,</w:t>
+            </w:r>
+            <w:r>
+              <w:rPr>
+                <w:i/>
+                <w:iCs/>
                 <w:sz w:val="18"/>
                 <w:szCs w:val="18"/>
                 <w:vertAlign w:val="subscript"/>
               </w:rPr>
+              <w:t>j</w:t>
+            </w:r>
+            <w:r>
+              <w:rPr>
+                <w:sz w:val="18"/>
+                <w:szCs w:val="18"/>
+                <w:vertAlign w:val="subscript"/>
+              </w:rPr>
               <w:t>,</w:t>
             </w:r>
             <w:r>
@@ -2355,37 +2405,15 @@
                 <w:szCs w:val="18"/>
                 <w:vertAlign w:val="subscript"/>
               </w:rPr>
-              <w:t>j</w:t>
-            </w:r>
-            <w:proofErr w:type="spellEnd"/>
-            <w:r>
-              <w:rPr>
-                <w:rFonts w:eastAsiaTheme="minorEastAsia"/>
-                <w:i/>
-                <w:iCs/>
+              <w:t>g</w:t>
+            </w:r>
+            <w:r>
+              <w:rPr>
                 <w:sz w:val="18"/>
                 <w:szCs w:val="18"/>
                 <w:vertAlign w:val="subscript"/>
               </w:rPr>
-              <w:t xml:space="preserve"> </w:t>
-            </w:r>
-            <w:r>
-              <w:rPr>
-                <w:rFonts w:eastAsiaTheme="minorEastAsia"/>
-                <w:sz w:val="18"/>
-                <w:szCs w:val="18"/>
-              </w:rPr>
-              <w:t xml:space="preserve">= </w:t>
-            </w:r>
-            <w:proofErr w:type="spellStart"/>
-            <w:r>
-              <w:rPr>
-                <w:i/>
-                <w:iCs/>
-                <w:sz w:val="18"/>
-                <w:szCs w:val="18"/>
-              </w:rPr>
-              <w:t>s</w:t>
+              <w:t>,</w:t>
             </w:r>
             <w:r>
               <w:rPr>
@@ -2395,110 +2423,8 @@
                 <w:szCs w:val="18"/>
                 <w:vertAlign w:val="subscript"/>
               </w:rPr>
-              <w:t>i</w:t>
-            </w:r>
-            <w:r>
-              <w:rPr>
-                <w:sz w:val="18"/>
-                <w:szCs w:val="18"/>
-                <w:vertAlign w:val="subscript"/>
-              </w:rPr>
-              <w:t>,</w:t>
-            </w:r>
-            <w:r>
-              <w:rPr>
-                <w:i/>
-                <w:iCs/>
-                <w:sz w:val="18"/>
-                <w:szCs w:val="18"/>
-                <w:vertAlign w:val="subscript"/>
-              </w:rPr>
-              <w:t>j</w:t>
-            </w:r>
-            <w:proofErr w:type="spellEnd"/>
-            <w:r>
-              <w:rPr>
-                <w:rFonts w:eastAsiaTheme="minorEastAsia"/>
-                <w:sz w:val="18"/>
-                <w:szCs w:val="18"/>
-              </w:rPr>
-              <w:t>+</w:t>
-            </w:r>
-            <w:r>
-              <w:rPr>
-                <w:i/>
-                <w:iCs/>
-                <w:sz w:val="18"/>
-                <w:szCs w:val="18"/>
-              </w:rPr>
-              <w:t>β</w:t>
-            </w:r>
-            <w:proofErr w:type="spellStart"/>
-            <w:r>
-              <w:rPr>
-                <w:i/>
-                <w:iCs/>
-                <w:sz w:val="18"/>
-                <w:szCs w:val="18"/>
-                <w:vertAlign w:val="subscript"/>
-              </w:rPr>
-              <w:t>i</w:t>
-            </w:r>
-            <w:r>
-              <w:rPr>
-                <w:sz w:val="18"/>
-                <w:szCs w:val="18"/>
-                <w:vertAlign w:val="subscript"/>
-              </w:rPr>
-              <w:t>,</w:t>
-            </w:r>
-            <w:r>
-              <w:rPr>
-                <w:i/>
-                <w:iCs/>
-                <w:sz w:val="18"/>
-                <w:szCs w:val="18"/>
-                <w:vertAlign w:val="subscript"/>
-              </w:rPr>
-              <w:t>j</w:t>
-            </w:r>
-            <w:r>
-              <w:rPr>
-                <w:sz w:val="18"/>
-                <w:szCs w:val="18"/>
-                <w:vertAlign w:val="subscript"/>
-              </w:rPr>
-              <w:t>,</w:t>
-            </w:r>
-            <w:r>
-              <w:rPr>
-                <w:i/>
-                <w:iCs/>
-                <w:sz w:val="18"/>
-                <w:szCs w:val="18"/>
-                <w:vertAlign w:val="subscript"/>
-              </w:rPr>
-              <w:t>g</w:t>
-            </w:r>
-            <w:r>
-              <w:rPr>
-                <w:sz w:val="18"/>
-                <w:szCs w:val="18"/>
-                <w:vertAlign w:val="subscript"/>
-              </w:rPr>
-              <w:t>,</w:t>
-            </w:r>
-            <w:r>
-              <w:rPr>
-                <w:i/>
-                <w:iCs/>
-                <w:sz w:val="18"/>
-                <w:szCs w:val="18"/>
-                <w:vertAlign w:val="subscript"/>
-              </w:rPr>
               <w:t>u</w:t>
             </w:r>
-            <w:proofErr w:type="spellEnd"/>
             <w:r>
               <w:rPr>
                 <w:rFonts w:eastAsiaTheme="minorEastAsia"/>
@@ -2573,7 +2499,6 @@
               </w:rPr>
               <w:t xml:space="preserve">            </w:t>
             </w:r>
-            <w:proofErr w:type="spellStart"/>
             <w:r>
               <w:rPr>
                 <w:i/>
@@ -2611,7 +2536,6 @@
               </w:rPr>
               <w:t>j</w:t>
             </w:r>
-            <w:proofErr w:type="spellEnd"/>
             <w:r>
               <w:rPr>
                 <w:rFonts w:eastAsiaTheme="minorEastAsia"/>
@@ -2698,7 +2622,6 @@
               </w:rPr>
               <w:t xml:space="preserve"> </w:t>
             </w:r>
-            <w:proofErr w:type="spellStart"/>
             <w:r>
               <w:rPr>
                 <w:rFonts w:eastAsiaTheme="minorEastAsia"/>
@@ -2719,7 +2642,6 @@
               </w:rPr>
               <w:t>i</w:t>
             </w:r>
-            <w:proofErr w:type="spellEnd"/>
             <w:r>
               <w:rPr>
                 <w:rFonts w:eastAsiaTheme="minorEastAsia"/>
@@ -2778,17 +2700,101 @@
                 <w:sz w:val="18"/>
                 <w:szCs w:val="18"/>
               </w:rPr>
+              <w:t xml:space="preserve"> o</w:t>
+            </w:r>
+            <w:r>
+              <w:rPr>
+                <w:i/>
+                <w:iCs/>
+                <w:sz w:val="18"/>
+                <w:szCs w:val="18"/>
+                <w:vertAlign w:val="subscript"/>
+              </w:rPr>
+              <w:t>i</w:t>
+            </w:r>
+            <w:r>
+              <w:rPr>
+                <w:rFonts w:eastAsiaTheme="minorEastAsia"/>
+                <w:i/>
+                <w:iCs/>
+                <w:sz w:val="18"/>
+                <w:szCs w:val="18"/>
+                <w:vertAlign w:val="subscript"/>
+              </w:rPr>
+              <w:t>′</w:t>
+            </w:r>
+            <w:r>
+              <w:rPr>
+                <w:i/>
+                <w:iCs/>
+                <w:sz w:val="18"/>
+                <w:szCs w:val="18"/>
+                <w:shd w:val="clear" w:color="auto" w:fill="FFFFFF"/>
+                <w:vertAlign w:val="subscript"/>
+              </w:rPr>
+              <w:t>,</w:t>
+            </w:r>
+            <w:r>
+              <w:rPr>
+                <w:i/>
+                <w:iCs/>
+                <w:sz w:val="18"/>
+                <w:szCs w:val="18"/>
+                <w:vertAlign w:val="subscript"/>
+              </w:rPr>
+              <w:t>j</w:t>
+            </w:r>
+            <w:r>
+              <w:rPr>
+                <w:rFonts w:eastAsiaTheme="minorEastAsia"/>
+                <w:i/>
+                <w:iCs/>
+                <w:sz w:val="18"/>
+                <w:szCs w:val="18"/>
+                <w:vertAlign w:val="subscript"/>
+              </w:rPr>
+              <w:t>′</w:t>
+            </w:r>
+            <w:r>
+              <w:rPr>
+                <w:sz w:val="18"/>
+                <w:szCs w:val="18"/>
+              </w:rPr>
+              <w:sym w:font="Symbol" w:char="F0CE"/>
+            </w:r>
+            <w:r>
+              <w:rPr>
+                <w:sz w:val="18"/>
+                <w:szCs w:val="18"/>
+              </w:rPr>
+              <w:sym w:font="Symbol" w:char="F044"/>
+            </w:r>
+            <w:r>
+              <w:rPr>
+                <w:rFonts w:eastAsiaTheme="minorEastAsia"/>
+                <w:sz w:val="18"/>
+                <w:szCs w:val="18"/>
+              </w:rPr>
+              <w:t>};</w:t>
+            </w:r>
+            <w:r>
+              <w:rPr>
+                <w:i/>
+                <w:iCs/>
+                <w:sz w:val="18"/>
+                <w:szCs w:val="18"/>
+              </w:rPr>
               <w:t xml:space="preserve"> </w:t>
             </w:r>
-            <w:proofErr w:type="spellStart"/>
-            <w:r>
-              <w:rPr>
-                <w:i/>
-                <w:iCs/>
-                <w:sz w:val="18"/>
-                <w:szCs w:val="18"/>
-              </w:rPr>
-              <w:t>o</w:t>
+            <w:r>
+              <w:rPr>
+                <w:rFonts w:eastAsiaTheme="minorEastAsia"/>
+                <w:i/>
+                <w:iCs/>
+                <w:sz w:val="18"/>
+                <w:szCs w:val="18"/>
+              </w:rPr>
+              <w:t>e</w:t>
             </w:r>
             <w:r>
               <w:rPr>
@@ -2802,6 +2808,24 @@
             </w:r>
             <w:r>
               <w:rPr>
+                <w:sz w:val="18"/>
+                <w:szCs w:val="18"/>
+                <w:vertAlign w:val="subscript"/>
+              </w:rPr>
+              <w:t>,</w:t>
+            </w:r>
+            <w:r>
+              <w:rPr>
+                <w:i/>
+                <w:iCs/>
+                <w:sz w:val="18"/>
+                <w:szCs w:val="18"/>
+                <w:vertAlign w:val="subscript"/>
+              </w:rPr>
+              <w:t>j</w:t>
+            </w:r>
+            <w:r>
+              <w:rPr>
                 <w:rFonts w:eastAsiaTheme="minorEastAsia"/>
                 <w:i/>
                 <w:iCs/>
@@ -2809,17 +2833,41 @@
                 <w:szCs w:val="18"/>
                 <w:vertAlign w:val="subscript"/>
               </w:rPr>
-              <w:t>′</w:t>
-            </w:r>
-            <w:r>
-              <w:rPr>
-                <w:i/>
-                <w:iCs/>
-                <w:sz w:val="18"/>
-                <w:szCs w:val="18"/>
-                <w:shd w:val="clear" w:color="auto" w:fill="FFFFFF"/>
+              <w:t xml:space="preserve"> </w:t>
+            </w:r>
+            <w:r>
+              <w:rPr>
+                <w:rFonts w:eastAsiaTheme="minorEastAsia"/>
+                <w:sz w:val="18"/>
+                <w:szCs w:val="18"/>
+              </w:rPr>
+              <w:t xml:space="preserve">= </w:t>
+            </w:r>
+            <w:r>
+              <w:rPr>
+                <w:i/>
+                <w:iCs/>
+                <w:sz w:val="18"/>
+                <w:szCs w:val="18"/>
+              </w:rPr>
+              <w:t>s</w:t>
+            </w:r>
+            <w:r>
+              <w:rPr>
+                <w:i/>
+                <w:iCs/>
+                <w:sz w:val="18"/>
+                <w:szCs w:val="18"/>
                 <w:vertAlign w:val="subscript"/>
               </w:rPr>
+              <w:t>i</w:t>
+            </w:r>
+            <w:r>
+              <w:rPr>
+                <w:sz w:val="18"/>
+                <w:szCs w:val="18"/>
+                <w:vertAlign w:val="subscript"/>
+              </w:rPr>
               <w:t>,</w:t>
             </w:r>
             <w:r>
@@ -2832,76 +2880,57 @@
               </w:rPr>
               <w:t>j</w:t>
             </w:r>
-            <w:proofErr w:type="spellEnd"/>
             <w:r>
               <w:rPr>
                 <w:rFonts w:eastAsiaTheme="minorEastAsia"/>
+                <w:sz w:val="18"/>
+                <w:szCs w:val="18"/>
+              </w:rPr>
+              <w:t>+</w:t>
+            </w:r>
+            <w:r>
+              <w:rPr>
+                <w:i/>
+                <w:iCs/>
+                <w:sz w:val="18"/>
+                <w:szCs w:val="18"/>
+              </w:rPr>
+              <w:t>β</w:t>
+            </w:r>
+            <w:r>
+              <w:rPr>
                 <w:i/>
                 <w:iCs/>
                 <w:sz w:val="18"/>
                 <w:szCs w:val="18"/>
                 <w:vertAlign w:val="subscript"/>
               </w:rPr>
-              <w:t>′</w:t>
-            </w:r>
-            <w:r>
-              <w:rPr>
-                <w:sz w:val="18"/>
-                <w:szCs w:val="18"/>
-              </w:rPr>
-              <w:sym w:font="Symbol" w:char="F0CE"/>
-            </w:r>
-            <w:r>
-              <w:rPr>
-                <w:sz w:val="18"/>
-                <w:szCs w:val="18"/>
-              </w:rPr>
-              <w:sym w:font="Symbol" w:char="F044"/>
-            </w:r>
-            <w:r>
-              <w:rPr>
-                <w:rFonts w:eastAsiaTheme="minorEastAsia"/>
-                <w:sz w:val="18"/>
-                <w:szCs w:val="18"/>
-              </w:rPr>
-              <w:t>};</w:t>
-            </w:r>
-            <w:r>
-              <w:rPr>
-                <w:i/>
-                <w:iCs/>
-                <w:sz w:val="18"/>
-                <w:szCs w:val="18"/>
-              </w:rPr>
-              <w:t xml:space="preserve"> </w:t>
-            </w:r>
-            <w:proofErr w:type="spellStart"/>
-            <w:r>
-              <w:rPr>
-                <w:rFonts w:eastAsiaTheme="minorEastAsia"/>
-                <w:i/>
-                <w:iCs/>
-                <w:sz w:val="18"/>
-                <w:szCs w:val="18"/>
-              </w:rPr>
-              <w:t>e</w:t>
-            </w:r>
-            <w:r>
-              <w:rPr>
-                <w:i/>
-                <w:iCs/>
+              <w:t>i</w:t>
+            </w:r>
+            <w:r>
+              <w:rPr>
                 <w:sz w:val="18"/>
                 <w:szCs w:val="18"/>
                 <w:vertAlign w:val="subscript"/>
               </w:rPr>
-              <w:t>i</w:t>
-            </w:r>
-            <w:r>
-              <w:rPr>
+              <w:t>,</w:t>
+            </w:r>
+            <w:r>
+              <w:rPr>
+                <w:i/>
+                <w:iCs/>
                 <w:sz w:val="18"/>
                 <w:szCs w:val="18"/>
                 <w:vertAlign w:val="subscript"/>
               </w:rPr>
+              <w:t>j</w:t>
+            </w:r>
+            <w:r>
+              <w:rPr>
+                <w:sz w:val="18"/>
+                <w:szCs w:val="18"/>
+                <w:vertAlign w:val="subscript"/>
+              </w:rPr>
               <w:t>,</w:t>
             </w:r>
             <w:r>
@@ -2912,37 +2941,15 @@
                 <w:szCs w:val="18"/>
                 <w:vertAlign w:val="subscript"/>
               </w:rPr>
-              <w:t>j</w:t>
-            </w:r>
-            <w:proofErr w:type="spellEnd"/>
-            <w:r>
-              <w:rPr>
-                <w:rFonts w:eastAsiaTheme="minorEastAsia"/>
-                <w:i/>
-                <w:iCs/>
+              <w:t>g</w:t>
+            </w:r>
+            <w:r>
+              <w:rPr>
                 <w:sz w:val="18"/>
                 <w:szCs w:val="18"/>
                 <w:vertAlign w:val="subscript"/>
               </w:rPr>
-              <w:t xml:space="preserve"> </w:t>
-            </w:r>
-            <w:r>
-              <w:rPr>
-                <w:rFonts w:eastAsiaTheme="minorEastAsia"/>
-                <w:sz w:val="18"/>
-                <w:szCs w:val="18"/>
-              </w:rPr>
-              <w:t xml:space="preserve">= </w:t>
-            </w:r>
-            <w:proofErr w:type="spellStart"/>
-            <w:r>
-              <w:rPr>
-                <w:i/>
-                <w:iCs/>
-                <w:sz w:val="18"/>
-                <w:szCs w:val="18"/>
-              </w:rPr>
-              <w:t>s</w:t>
+              <w:t>,</w:t>
             </w:r>
             <w:r>
               <w:rPr>
@@ -2952,110 +2959,8 @@
                 <w:szCs w:val="18"/>
                 <w:vertAlign w:val="subscript"/>
               </w:rPr>
-              <w:t>i</w:t>
-            </w:r>
-            <w:r>
-              <w:rPr>
-                <w:sz w:val="18"/>
-                <w:szCs w:val="18"/>
-                <w:vertAlign w:val="subscript"/>
-              </w:rPr>
-              <w:t>,</w:t>
-            </w:r>
-            <w:r>
-              <w:rPr>
-                <w:i/>
-                <w:iCs/>
-                <w:sz w:val="18"/>
-                <w:szCs w:val="18"/>
-                <w:vertAlign w:val="subscript"/>
-              </w:rPr>
-              <w:t>j</w:t>
-            </w:r>
-            <w:proofErr w:type="spellEnd"/>
-            <w:r>
-              <w:rPr>
-                <w:rFonts w:eastAsiaTheme="minorEastAsia"/>
-                <w:sz w:val="18"/>
-                <w:szCs w:val="18"/>
-              </w:rPr>
-              <w:t>+</w:t>
-            </w:r>
-            <w:r>
-              <w:rPr>
-                <w:i/>
-                <w:iCs/>
-                <w:sz w:val="18"/>
-                <w:szCs w:val="18"/>
-              </w:rPr>
-              <w:t>β</w:t>
-            </w:r>
-            <w:proofErr w:type="spellStart"/>
-            <w:r>
-              <w:rPr>
-                <w:i/>
-                <w:iCs/>
-                <w:sz w:val="18"/>
-                <w:szCs w:val="18"/>
-                <w:vertAlign w:val="subscript"/>
-              </w:rPr>
-              <w:t>i</w:t>
-            </w:r>
-            <w:r>
-              <w:rPr>
-                <w:sz w:val="18"/>
-                <w:szCs w:val="18"/>
-                <w:vertAlign w:val="subscript"/>
-              </w:rPr>
-              <w:t>,</w:t>
-            </w:r>
-            <w:r>
-              <w:rPr>
-                <w:i/>
-                <w:iCs/>
-                <w:sz w:val="18"/>
-                <w:szCs w:val="18"/>
-                <w:vertAlign w:val="subscript"/>
-              </w:rPr>
-              <w:t>j</w:t>
-            </w:r>
-            <w:r>
-              <w:rPr>
-                <w:sz w:val="18"/>
-                <w:szCs w:val="18"/>
-                <w:vertAlign w:val="subscript"/>
-              </w:rPr>
-              <w:t>,</w:t>
-            </w:r>
-            <w:r>
-              <w:rPr>
-                <w:i/>
-                <w:iCs/>
-                <w:sz w:val="18"/>
-                <w:szCs w:val="18"/>
-                <w:vertAlign w:val="subscript"/>
-              </w:rPr>
-              <w:t>g</w:t>
-            </w:r>
-            <w:r>
-              <w:rPr>
-                <w:sz w:val="18"/>
-                <w:szCs w:val="18"/>
-                <w:vertAlign w:val="subscript"/>
-              </w:rPr>
-              <w:t>,</w:t>
-            </w:r>
-            <w:r>
-              <w:rPr>
-                <w:i/>
-                <w:iCs/>
-                <w:sz w:val="18"/>
-                <w:szCs w:val="18"/>
-                <w:vertAlign w:val="subscript"/>
-              </w:rPr>
               <w:t>u</w:t>
             </w:r>
-            <w:proofErr w:type="spellEnd"/>
             <w:r>
               <w:rPr>
                 <w:rFonts w:eastAsiaTheme="minorEastAsia"/>
@@ -3346,8 +3251,6 @@
               </w:rPr>
               <w:t xml:space="preserve"> </w:t>
             </w:r>
-            <w:proofErr w:type="spellStart"/>
-            <w:proofErr w:type="gramStart"/>
             <w:r>
               <w:rPr>
                 <w:i/>
@@ -3388,8 +3291,6 @@
               </w:rPr>
               <w:t>j</w:t>
             </w:r>
-            <w:proofErr w:type="spellEnd"/>
-            <w:proofErr w:type="gramEnd"/>
             <w:r>
               <w:rPr>
                 <w:sz w:val="18"/>
@@ -3603,7 +3504,6 @@
               </w:rPr>
               <w:t xml:space="preserve">Output: </w:t>
             </w:r>
-            <w:proofErr w:type="spellStart"/>
             <w:r>
               <w:rPr>
                 <w:i/>
@@ -3641,7 +3541,6 @@
               </w:rPr>
               <w:t>j</w:t>
             </w:r>
-            <w:proofErr w:type="spellEnd"/>
             <w:r>
               <w:rPr>
                 <w:iCs/>
@@ -3651,7 +3550,6 @@
               </w:rPr>
               <w:t xml:space="preserve">, </w:t>
             </w:r>
-            <w:proofErr w:type="spellStart"/>
             <w:r>
               <w:rPr>
                 <w:rFonts w:eastAsiaTheme="minorEastAsia"/>
@@ -3690,7 +3588,6 @@
               </w:rPr>
               <w:t>j</w:t>
             </w:r>
-            <w:proofErr w:type="spellEnd"/>
             <w:r>
               <w:rPr>
                 <w:iCs/>
@@ -3709,7 +3606,6 @@
               </w:rPr>
               <w:sym w:font="Symbol" w:char="0022"/>
             </w:r>
-            <w:proofErr w:type="spellStart"/>
             <w:r>
               <w:rPr>
                 <w:rFonts w:eastAsiaTheme="minorEastAsia"/>
@@ -3748,7 +3644,6 @@
               </w:rPr>
               <w:t>j</w:t>
             </w:r>
-            <w:proofErr w:type="spellEnd"/>
             <w:r>
               <w:rPr>
                 <w:sz w:val="18"/>
@@ -4038,7 +3933,6 @@
                 <w:szCs w:val="18"/>
               </w:rPr>
             </w:pPr>
-            <w:proofErr w:type="spellStart"/>
             <w:r>
               <w:rPr>
                 <w:i/>
@@ -4094,7 +3988,6 @@
               </w:rPr>
               <w:t>g</w:t>
             </w:r>
-            <w:proofErr w:type="spellEnd"/>
           </w:p>
         </w:tc>
         <w:tc>
@@ -4149,7 +4042,6 @@
               </w:rPr>
               <w:t>α</w:t>
             </w:r>
-            <w:proofErr w:type="spellStart"/>
             <w:r>
               <w:rPr>
                 <w:i/>
@@ -4214,7 +4106,6 @@
               </w:rPr>
               <w:t>u</w:t>
             </w:r>
-            <w:proofErr w:type="spellEnd"/>
             <w:r>
               <w:rPr>
                 <w:sz w:val="18"/>
@@ -4231,7 +4122,6 @@
               </w:rPr>
               <w:t>β</w:t>
             </w:r>
-            <w:proofErr w:type="spellStart"/>
             <w:r>
               <w:rPr>
                 <w:i/>
@@ -4296,7 +4186,6 @@
               </w:rPr>
               <w:t>u</w:t>
             </w:r>
-            <w:proofErr w:type="spellEnd"/>
             <w:r>
               <w:rPr>
                 <w:sz w:val="18"/>
@@ -4359,7 +4248,6 @@
               </w:rPr>
               <w:t>(</w:t>
             </w:r>
-            <w:proofErr w:type="spellStart"/>
             <w:r>
               <w:rPr>
                 <w:i/>
@@ -4369,7 +4257,6 @@
               </w:rPr>
               <w:t>i,j,g</w:t>
             </w:r>
-            <w:proofErr w:type="spellEnd"/>
             <w:r>
               <w:rPr>
                 <w:sz w:val="18"/>
@@ -8793,7 +8680,6 @@
                 <w:szCs w:val="18"/>
               </w:rPr>
             </w:pPr>
-            <w:proofErr w:type="spellStart"/>
             <w:r>
               <w:rPr>
                 <w:i/>
@@ -8835,7 +8721,6 @@
               </w:rPr>
               <w:t>j</w:t>
             </w:r>
-            <w:proofErr w:type="spellEnd"/>
           </w:p>
         </w:tc>
         <w:tc>
@@ -9182,7 +9067,6 @@
                 <w:szCs w:val="18"/>
               </w:rPr>
             </w:pPr>
-            <w:proofErr w:type="spellStart"/>
             <w:r>
               <w:rPr>
                 <w:i/>
@@ -9225,7 +9109,6 @@
               </w:rPr>
               <w:t>j</w:t>
             </w:r>
-            <w:proofErr w:type="spellEnd"/>
           </w:p>
         </w:tc>
         <w:tc>
@@ -9979,7 +9862,6 @@
               </w:rPr>
               <w:t xml:space="preserve"> and </w:t>
             </w:r>
-            <w:proofErr w:type="spellStart"/>
             <w:r>
               <w:rPr>
                 <w:i/>
@@ -9999,7 +9881,6 @@
               </w:rPr>
               <w:t>max</w:t>
             </w:r>
-            <w:proofErr w:type="spellEnd"/>
             <w:r>
               <w:rPr>
                 <w:sz w:val="18"/>
@@ -10031,7 +9912,6 @@
               </w:rPr>
               <w:t xml:space="preserve"> = {</w:t>
             </w:r>
-            <w:proofErr w:type="spellStart"/>
             <w:r>
               <w:rPr>
                 <w:rFonts w:eastAsiaTheme="minorEastAsia"/>
@@ -10052,7 +9932,6 @@
               </w:rPr>
               <w:t>r</w:t>
             </w:r>
-            <w:proofErr w:type="spellEnd"/>
             <w:r>
               <w:rPr>
                 <w:iCs/>
@@ -10148,7 +10027,6 @@
               </w:rPr>
               <w:t xml:space="preserve">   </w:t>
             </w:r>
-            <w:proofErr w:type="spellStart"/>
             <w:r>
               <w:rPr>
                 <w:i/>
@@ -10186,7 +10064,6 @@
               </w:rPr>
               <w:t>j</w:t>
             </w:r>
-            <w:proofErr w:type="spellEnd"/>
             <w:r>
               <w:rPr>
                 <w:iCs/>
@@ -10195,7 +10072,6 @@
               </w:rPr>
               <w:t xml:space="preserve"> = </w:t>
             </w:r>
-            <w:proofErr w:type="spellStart"/>
             <w:r>
               <w:rPr>
                 <w:i/>
@@ -10215,7 +10091,6 @@
               </w:rPr>
               <w:t>max</w:t>
             </w:r>
-            <w:proofErr w:type="spellEnd"/>
             <w:r>
               <w:rPr>
                 <w:sz w:val="18"/>
@@ -10248,7 +10123,6 @@
               </w:rPr>
               <w:t xml:space="preserve">, </w:t>
             </w:r>
-            <w:proofErr w:type="spellStart"/>
             <w:r>
               <w:rPr>
                 <w:rFonts w:eastAsiaTheme="minorEastAsia"/>
@@ -10287,7 +10161,6 @@
               </w:rPr>
               <w:t>j</w:t>
             </w:r>
-            <w:proofErr w:type="spellEnd"/>
             <w:r>
               <w:rPr>
                 <w:iCs/>
@@ -10296,7 +10169,6 @@
               </w:rPr>
               <w:t xml:space="preserve"> = </w:t>
             </w:r>
-            <w:proofErr w:type="spellStart"/>
             <w:r>
               <w:rPr>
                 <w:i/>
@@ -10316,7 +10188,6 @@
               </w:rPr>
               <w:t>max</w:t>
             </w:r>
-            <w:proofErr w:type="spellEnd"/>
             <w:r>
               <w:rPr>
                 <w:sz w:val="18"/>
@@ -10357,7 +10228,6 @@
               </w:rPr>
               <w:sym w:font="Symbol" w:char="0022"/>
             </w:r>
-            <w:proofErr w:type="spellStart"/>
             <w:r>
               <w:rPr>
                 <w:rFonts w:eastAsiaTheme="minorEastAsia"/>
@@ -10396,7 +10266,6 @@
               </w:rPr>
               <w:t>j</w:t>
             </w:r>
-            <w:proofErr w:type="spellEnd"/>
             <w:r>
               <w:rPr>
                 <w:sz w:val="18"/>
@@ -10556,7 +10425,6 @@
               </w:rPr>
               <w:sym w:font="Symbol" w:char="F0CE"/>
             </w:r>
-            <w:proofErr w:type="spellStart"/>
             <w:r>
               <w:rPr>
                 <w:i/>
@@ -10566,7 +10434,6 @@
               </w:rPr>
               <w:t>R</w:t>
             </w:r>
-            <w:proofErr w:type="spellEnd"/>
             <w:r>
               <w:rPr>
                 <w:rFonts w:eastAsiaTheme="minorEastAsia"/>
@@ -10610,7 +10477,6 @@
               </w:rPr>
               <w:t>β</w:t>
             </w:r>
-            <w:proofErr w:type="spellStart"/>
             <w:r>
               <w:rPr>
                 <w:i/>
@@ -10675,7 +10541,6 @@
               </w:rPr>
               <w:t>u</w:t>
             </w:r>
-            <w:proofErr w:type="spellEnd"/>
             <w:r>
               <w:rPr>
                 <w:sz w:val="18"/>
@@ -10683,7 +10548,6 @@
               </w:rPr>
               <w:t xml:space="preserve"> for each </w:t>
             </w:r>
-            <w:proofErr w:type="spellStart"/>
             <w:r>
               <w:rPr>
                 <w:i/>
@@ -10721,7 +10585,6 @@
               </w:rPr>
               <w:t>j</w:t>
             </w:r>
-            <w:proofErr w:type="spellEnd"/>
             <w:r>
               <w:rPr>
                 <w:sz w:val="18"/>
@@ -10946,7 +10809,6 @@
               </w:rPr>
               <w:sym w:font="Symbol" w:char="F0CE"/>
             </w:r>
-            <w:proofErr w:type="spellStart"/>
             <w:r>
               <w:rPr>
                 <w:i/>
@@ -10956,7 +10818,6 @@
               </w:rPr>
               <w:t>R</w:t>
             </w:r>
-            <w:proofErr w:type="spellEnd"/>
           </w:p>
           <w:p>
             <w:pPr>
@@ -10990,7 +10851,6 @@
               </w:rPr>
               <w:t xml:space="preserve">Let </w:t>
             </w:r>
-            <w:proofErr w:type="spellStart"/>
             <w:r>
               <w:rPr>
                 <w:i/>
@@ -11031,7 +10891,6 @@
               </w:rPr>
               <w:t>j</w:t>
             </w:r>
-            <w:proofErr w:type="spellEnd"/>
             <w:r>
               <w:rPr>
                 <w:sz w:val="18"/>
@@ -11065,23 +10924,7 @@
                 <w:sz w:val="18"/>
                 <w:szCs w:val="18"/>
               </w:rPr>
-              <w:t>-</w:t>
-            </w:r>
-            <w:proofErr w:type="spellStart"/>
-            <w:r>
-              <w:rPr>
-                <w:sz w:val="18"/>
-                <w:szCs w:val="18"/>
-              </w:rPr>
-              <w:t>th</w:t>
-            </w:r>
-            <w:proofErr w:type="spellEnd"/>
-            <w:r>
-              <w:rPr>
-                <w:sz w:val="18"/>
-                <w:szCs w:val="18"/>
-              </w:rPr>
-              <w:t xml:space="preserve"> operation in </w:t>
+              <w:t xml:space="preserve">-th operation in </w:t>
             </w:r>
             <w:r>
               <w:rPr>
@@ -11155,7 +10998,6 @@
               </w:rPr>
               <w:t xml:space="preserve"> = {</w:t>
             </w:r>
-            <w:proofErr w:type="spellStart"/>
             <w:r>
               <w:rPr>
                 <w:i/>
@@ -11207,7 +11049,6 @@
               </w:rPr>
               <w:t>j</w:t>
             </w:r>
-            <w:proofErr w:type="spellEnd"/>
             <w:r>
               <w:rPr>
                 <w:rFonts w:eastAsiaTheme="minorEastAsia"/>
@@ -11236,7 +11077,6 @@
               </w:rPr>
               <w:t xml:space="preserve">is successor of </w:t>
             </w:r>
-            <w:proofErr w:type="spellStart"/>
             <w:r>
               <w:rPr>
                 <w:i/>
@@ -11277,7 +11117,6 @@
               </w:rPr>
               <w:t>j</w:t>
             </w:r>
-            <w:proofErr w:type="spellEnd"/>
             <w:r>
               <w:rPr>
                 <w:rFonts w:eastAsiaTheme="minorEastAsia"/>
@@ -11375,7 +11214,6 @@
               </w:rPr>
               <w:t xml:space="preserve"> </w:t>
             </w:r>
-            <w:proofErr w:type="spellStart"/>
             <w:r>
               <w:rPr>
                 <w:i/>
@@ -11416,7 +11254,6 @@
               </w:rPr>
               <w:t>j</w:t>
             </w:r>
-            <w:proofErr w:type="spellEnd"/>
             <w:r>
               <w:rPr>
                 <w:sz w:val="18"/>
@@ -11522,7 +11359,6 @@
               </w:rPr>
               <w:t>∄</w:t>
             </w:r>
-            <w:proofErr w:type="spellStart"/>
             <w:r>
               <w:rPr>
                 <w:i/>
@@ -11574,7 +11410,6 @@
               </w:rPr>
               <w:t>j</w:t>
             </w:r>
-            <w:proofErr w:type="spellEnd"/>
             <w:r>
               <w:rPr>
                 <w:rFonts w:eastAsiaTheme="minorEastAsia"/>
@@ -11618,7 +11453,6 @@
               </w:rPr>
               <w:t xml:space="preserve"> </w:t>
             </w:r>
-            <w:proofErr w:type="spellStart"/>
             <w:r>
               <w:rPr>
                 <w:i/>
@@ -11638,7 +11472,6 @@
               </w:rPr>
               <w:t>i</w:t>
             </w:r>
-            <w:proofErr w:type="spellEnd"/>
             <w:r>
               <w:rPr>
                 <w:rFonts w:eastAsiaTheme="minorEastAsia"/>
@@ -11701,7 +11534,6 @@
               </w:rPr>
               <w:t xml:space="preserve"> </w:t>
             </w:r>
-            <w:proofErr w:type="spellStart"/>
             <w:r>
               <w:rPr>
                 <w:rFonts w:eastAsiaTheme="minorEastAsia"/>
@@ -11722,7 +11554,6 @@
               </w:rPr>
               <w:t>i</w:t>
             </w:r>
-            <w:proofErr w:type="spellEnd"/>
             <w:r>
               <w:rPr>
                 <w:rFonts w:eastAsiaTheme="minorEastAsia"/>
@@ -11893,9 +11724,36 @@
                 <w:sz w:val="18"/>
                 <w:szCs w:val="18"/>
               </w:rPr>
-              <w:t xml:space="preserve">               </w:t>
-            </w:r>
-            <w:proofErr w:type="spellStart"/>
+              <w:t xml:space="preserve">               e</w:t>
+            </w:r>
+            <w:r>
+              <w:rPr>
+                <w:i/>
+                <w:iCs/>
+                <w:sz w:val="18"/>
+                <w:szCs w:val="18"/>
+                <w:vertAlign w:val="subscript"/>
+              </w:rPr>
+              <w:t>i</w:t>
+            </w:r>
+            <w:r>
+              <w:rPr>
+                <w:sz w:val="18"/>
+                <w:szCs w:val="18"/>
+                <w:vertAlign w:val="subscript"/>
+              </w:rPr>
+              <w:t>,</w:t>
+            </w:r>
+            <w:r>
+              <w:rPr>
+                <w:i/>
+                <w:iCs/>
+                <w:sz w:val="18"/>
+                <w:szCs w:val="18"/>
+                <w:vertAlign w:val="subscript"/>
+              </w:rPr>
+              <w:t>j</w:t>
+            </w:r>
             <w:r>
               <w:rPr>
                 <w:rFonts w:eastAsiaTheme="minorEastAsia"/>
@@ -11903,6 +11761,274 @@
                 <w:iCs/>
                 <w:sz w:val="18"/>
                 <w:szCs w:val="18"/>
+                <w:vertAlign w:val="subscript"/>
+              </w:rPr>
+              <w:t xml:space="preserve"> </w:t>
+            </w:r>
+            <w:r>
+              <w:rPr>
+                <w:rFonts w:eastAsiaTheme="minorEastAsia"/>
+                <w:sz w:val="18"/>
+                <w:szCs w:val="18"/>
+              </w:rPr>
+              <w:t>= min{</w:t>
+            </w:r>
+            <w:r>
+              <w:rPr>
+                <w:rFonts w:eastAsiaTheme="minorEastAsia"/>
+                <w:i/>
+                <w:iCs/>
+                <w:sz w:val="18"/>
+                <w:szCs w:val="18"/>
+              </w:rPr>
+              <w:t>b</w:t>
+            </w:r>
+            <w:r>
+              <w:rPr>
+                <w:i/>
+                <w:iCs/>
+                <w:sz w:val="18"/>
+                <w:szCs w:val="18"/>
+                <w:vertAlign w:val="subscript"/>
+              </w:rPr>
+              <w:t>r</w:t>
+            </w:r>
+            <w:r>
+              <w:rPr>
+                <w:rFonts w:eastAsiaTheme="minorEastAsia"/>
+                <w:sz w:val="18"/>
+                <w:szCs w:val="18"/>
+              </w:rPr>
+              <w:t xml:space="preserve">, </w:t>
+            </w:r>
+            <w:r>
+              <w:rPr>
+                <w:rFonts w:eastAsiaTheme="minorEastAsia"/>
+                <w:i/>
+                <w:iCs/>
+                <w:sz w:val="18"/>
+                <w:szCs w:val="18"/>
+              </w:rPr>
+              <w:t>s</w:t>
+            </w:r>
+            <w:r>
+              <w:rPr>
+                <w:i/>
+                <w:iCs/>
+                <w:sz w:val="18"/>
+                <w:szCs w:val="18"/>
+                <w:vertAlign w:val="subscript"/>
+              </w:rPr>
+              <w:t>i</w:t>
+            </w:r>
+            <w:r>
+              <w:rPr>
+                <w:rFonts w:eastAsiaTheme="minorEastAsia"/>
+                <w:i/>
+                <w:iCs/>
+                <w:sz w:val="18"/>
+                <w:szCs w:val="18"/>
+                <w:vertAlign w:val="subscript"/>
+              </w:rPr>
+              <w:t>′</w:t>
+            </w:r>
+            <w:r>
+              <w:rPr>
+                <w:i/>
+                <w:iCs/>
+                <w:sz w:val="18"/>
+                <w:szCs w:val="18"/>
+                <w:shd w:val="clear" w:color="auto" w:fill="FFFFFF"/>
+                <w:vertAlign w:val="subscript"/>
+              </w:rPr>
+              <w:t>,</w:t>
+            </w:r>
+            <w:r>
+              <w:rPr>
+                <w:i/>
+                <w:iCs/>
+                <w:sz w:val="18"/>
+                <w:szCs w:val="18"/>
+                <w:vertAlign w:val="subscript"/>
+              </w:rPr>
+              <w:t>j</w:t>
+            </w:r>
+            <w:r>
+              <w:rPr>
+                <w:rFonts w:eastAsiaTheme="minorEastAsia"/>
+                <w:i/>
+                <w:iCs/>
+                <w:sz w:val="18"/>
+                <w:szCs w:val="18"/>
+                <w:vertAlign w:val="subscript"/>
+              </w:rPr>
+              <w:t xml:space="preserve">′ </w:t>
+            </w:r>
+            <w:r>
+              <w:rPr>
+                <w:rFonts w:eastAsiaTheme="minorEastAsia"/>
+                <w:sz w:val="18"/>
+                <w:szCs w:val="18"/>
+              </w:rPr>
+              <w:t>|</w:t>
+            </w:r>
+            <w:r>
+              <w:rPr>
+                <w:i/>
+                <w:iCs/>
+                <w:sz w:val="18"/>
+                <w:szCs w:val="18"/>
+              </w:rPr>
+              <w:t xml:space="preserve"> o</w:t>
+            </w:r>
+            <w:r>
+              <w:rPr>
+                <w:i/>
+                <w:iCs/>
+                <w:sz w:val="18"/>
+                <w:szCs w:val="18"/>
+                <w:vertAlign w:val="subscript"/>
+              </w:rPr>
+              <w:t>i</w:t>
+            </w:r>
+            <w:r>
+              <w:rPr>
+                <w:rFonts w:eastAsiaTheme="minorEastAsia"/>
+                <w:i/>
+                <w:iCs/>
+                <w:sz w:val="18"/>
+                <w:szCs w:val="18"/>
+                <w:vertAlign w:val="subscript"/>
+              </w:rPr>
+              <w:t>′</w:t>
+            </w:r>
+            <w:r>
+              <w:rPr>
+                <w:i/>
+                <w:iCs/>
+                <w:sz w:val="18"/>
+                <w:szCs w:val="18"/>
+                <w:shd w:val="clear" w:color="auto" w:fill="FFFFFF"/>
+                <w:vertAlign w:val="subscript"/>
+              </w:rPr>
+              <w:t>,</w:t>
+            </w:r>
+            <w:r>
+              <w:rPr>
+                <w:i/>
+                <w:iCs/>
+                <w:sz w:val="18"/>
+                <w:szCs w:val="18"/>
+                <w:vertAlign w:val="subscript"/>
+              </w:rPr>
+              <w:t>j</w:t>
+            </w:r>
+            <w:r>
+              <w:rPr>
+                <w:rFonts w:eastAsiaTheme="minorEastAsia"/>
+                <w:i/>
+                <w:iCs/>
+                <w:sz w:val="18"/>
+                <w:szCs w:val="18"/>
+                <w:vertAlign w:val="subscript"/>
+              </w:rPr>
+              <w:t>′</w:t>
+            </w:r>
+            <w:r>
+              <w:rPr>
+                <w:sz w:val="18"/>
+                <w:szCs w:val="18"/>
+              </w:rPr>
+              <w:sym w:font="Symbol" w:char="F0CE"/>
+            </w:r>
+            <w:r>
+              <w:rPr>
+                <w:sz w:val="18"/>
+                <w:szCs w:val="18"/>
+              </w:rPr>
+              <w:sym w:font="Symbol" w:char="F044"/>
+            </w:r>
+            <w:r>
+              <w:rPr>
+                <w:rFonts w:eastAsiaTheme="minorEastAsia"/>
+                <w:sz w:val="18"/>
+                <w:szCs w:val="18"/>
+              </w:rPr>
+              <w:t>};</w:t>
+            </w:r>
+            <w:r>
+              <w:rPr>
+                <w:i/>
+                <w:iCs/>
+                <w:sz w:val="18"/>
+                <w:szCs w:val="18"/>
+              </w:rPr>
+              <w:t xml:space="preserve"> </w:t>
+            </w:r>
+            <w:r>
+              <w:rPr>
+                <w:rFonts w:eastAsiaTheme="minorEastAsia"/>
+                <w:i/>
+                <w:iCs/>
+                <w:sz w:val="18"/>
+                <w:szCs w:val="18"/>
+              </w:rPr>
+              <w:t>s</w:t>
+            </w:r>
+            <w:r>
+              <w:rPr>
+                <w:i/>
+                <w:iCs/>
+                <w:sz w:val="18"/>
+                <w:szCs w:val="18"/>
+                <w:vertAlign w:val="subscript"/>
+              </w:rPr>
+              <w:t>i</w:t>
+            </w:r>
+            <w:r>
+              <w:rPr>
+                <w:sz w:val="18"/>
+                <w:szCs w:val="18"/>
+                <w:vertAlign w:val="subscript"/>
+              </w:rPr>
+              <w:t>,</w:t>
+            </w:r>
+            <w:r>
+              <w:rPr>
+                <w:i/>
+                <w:iCs/>
+                <w:sz w:val="18"/>
+                <w:szCs w:val="18"/>
+                <w:vertAlign w:val="subscript"/>
+              </w:rPr>
+              <w:t>j</w:t>
+            </w:r>
+            <w:r>
+              <w:rPr>
+                <w:rFonts w:eastAsiaTheme="minorEastAsia"/>
+                <w:i/>
+                <w:iCs/>
+                <w:sz w:val="18"/>
+                <w:szCs w:val="18"/>
+                <w:vertAlign w:val="subscript"/>
+              </w:rPr>
+              <w:t xml:space="preserve"> </w:t>
+            </w:r>
+            <w:r>
+              <w:rPr>
+                <w:rFonts w:eastAsiaTheme="minorEastAsia"/>
+                <w:sz w:val="18"/>
+                <w:szCs w:val="18"/>
+              </w:rPr>
+              <w:t xml:space="preserve">= </w:t>
+            </w:r>
+            <w:r>
+              <w:rPr>
+                <w:rFonts w:eastAsiaTheme="minorEastAsia"/>
+                <w:i/>
+                <w:iCs/>
+                <w:sz w:val="18"/>
+                <w:szCs w:val="18"/>
               </w:rPr>
               <w:t>e</w:t>
             </w:r>
@@ -11934,66 +12060,40 @@
               </w:rPr>
               <w:t>j</w:t>
             </w:r>
-            <w:proofErr w:type="spellEnd"/>
             <w:r>
               <w:rPr>
                 <w:rFonts w:eastAsiaTheme="minorEastAsia"/>
+                <w:sz w:val="18"/>
+                <w:szCs w:val="18"/>
+              </w:rPr>
+              <w:t>-</w:t>
+            </w:r>
+            <w:r>
+              <w:rPr>
+                <w:i/>
+                <w:iCs/>
+                <w:sz w:val="18"/>
+                <w:szCs w:val="18"/>
+              </w:rPr>
+              <w:t>β</w:t>
+            </w:r>
+            <w:r>
+              <w:rPr>
                 <w:i/>
                 <w:iCs/>
                 <w:sz w:val="18"/>
                 <w:szCs w:val="18"/>
                 <w:vertAlign w:val="subscript"/>
               </w:rPr>
-              <w:t xml:space="preserve"> </w:t>
-            </w:r>
-            <w:r>
-              <w:rPr>
-                <w:rFonts w:eastAsiaTheme="minorEastAsia"/>
-                <w:sz w:val="18"/>
-                <w:szCs w:val="18"/>
-              </w:rPr>
-              <w:t>= min{</w:t>
-            </w:r>
-            <w:proofErr w:type="spellStart"/>
-            <w:r>
-              <w:rPr>
-                <w:rFonts w:eastAsiaTheme="minorEastAsia"/>
-                <w:i/>
-                <w:iCs/>
-                <w:sz w:val="18"/>
-                <w:szCs w:val="18"/>
-              </w:rPr>
-              <w:t>b</w:t>
-            </w:r>
-            <w:r>
-              <w:rPr>
-                <w:i/>
-                <w:iCs/>
+              <w:t>i</w:t>
+            </w:r>
+            <w:r>
+              <w:rPr>
                 <w:sz w:val="18"/>
                 <w:szCs w:val="18"/>
                 <w:vertAlign w:val="subscript"/>
               </w:rPr>
-              <w:t>r</w:t>
-            </w:r>
-            <w:proofErr w:type="spellEnd"/>
-            <w:r>
-              <w:rPr>
-                <w:rFonts w:eastAsiaTheme="minorEastAsia"/>
-                <w:sz w:val="18"/>
-                <w:szCs w:val="18"/>
-              </w:rPr>
-              <w:t xml:space="preserve">, </w:t>
-            </w:r>
-            <w:proofErr w:type="spellStart"/>
-            <w:r>
-              <w:rPr>
-                <w:rFonts w:eastAsiaTheme="minorEastAsia"/>
-                <w:i/>
-                <w:iCs/>
-                <w:sz w:val="18"/>
-                <w:szCs w:val="18"/>
-              </w:rPr>
-              <w:t>s</w:t>
+              <w:t>,</w:t>
             </w:r>
             <w:r>
               <w:rPr>
@@ -12003,29 +12103,32 @@
                 <w:szCs w:val="18"/>
                 <w:vertAlign w:val="subscript"/>
               </w:rPr>
-              <w:t>i</w:t>
-            </w:r>
-            <w:proofErr w:type="spellEnd"/>
-            <w:r>
-              <w:rPr>
-                <w:rFonts w:eastAsiaTheme="minorEastAsia"/>
-                <w:i/>
-                <w:iCs/>
+              <w:t>j</w:t>
+            </w:r>
+            <w:r>
+              <w:rPr>
                 <w:sz w:val="18"/>
                 <w:szCs w:val="18"/>
                 <w:vertAlign w:val="subscript"/>
               </w:rPr>
-              <w:t>′</w:t>
-            </w:r>
-            <w:r>
-              <w:rPr>
-                <w:i/>
-                <w:iCs/>
-                <w:sz w:val="18"/>
-                <w:szCs w:val="18"/>
-                <w:shd w:val="clear" w:color="auto" w:fill="FFFFFF"/>
+              <w:t>,</w:t>
+            </w:r>
+            <w:r>
+              <w:rPr>
+                <w:i/>
+                <w:iCs/>
+                <w:sz w:val="18"/>
+                <w:szCs w:val="18"/>
                 <w:vertAlign w:val="subscript"/>
               </w:rPr>
+              <w:t>g</w:t>
+            </w:r>
+            <w:r>
+              <w:rPr>
+                <w:sz w:val="18"/>
+                <w:szCs w:val="18"/>
+                <w:vertAlign w:val="subscript"/>
+              </w:rPr>
               <w:t>,</w:t>
             </w:r>
             <w:r>
@@ -12036,313 +12139,8 @@
                 <w:szCs w:val="18"/>
                 <w:vertAlign w:val="subscript"/>
               </w:rPr>
-              <w:t>j</w:t>
-            </w:r>
-            <w:r>
-              <w:rPr>
-                <w:rFonts w:eastAsiaTheme="minorEastAsia"/>
-                <w:i/>
-                <w:iCs/>
-                <w:sz w:val="18"/>
-                <w:szCs w:val="18"/>
-                <w:vertAlign w:val="subscript"/>
-              </w:rPr>
-              <w:t xml:space="preserve">′ </w:t>
-            </w:r>
-            <w:r>
-              <w:rPr>
-                <w:rFonts w:eastAsiaTheme="minorEastAsia"/>
-                <w:sz w:val="18"/>
-                <w:szCs w:val="18"/>
-              </w:rPr>
-              <w:t>|</w:t>
-            </w:r>
-            <w:r>
-              <w:rPr>
-                <w:i/>
-                <w:iCs/>
-                <w:sz w:val="18"/>
-                <w:szCs w:val="18"/>
-              </w:rPr>
-              <w:t xml:space="preserve"> </w:t>
-            </w:r>
-            <w:proofErr w:type="spellStart"/>
-            <w:r>
-              <w:rPr>
-                <w:i/>
-                <w:iCs/>
-                <w:sz w:val="18"/>
-                <w:szCs w:val="18"/>
-              </w:rPr>
-              <w:t>o</w:t>
-            </w:r>
-            <w:r>
-              <w:rPr>
-                <w:i/>
-                <w:iCs/>
-                <w:sz w:val="18"/>
-                <w:szCs w:val="18"/>
-                <w:vertAlign w:val="subscript"/>
-              </w:rPr>
-              <w:t>i</w:t>
-            </w:r>
-            <w:r>
-              <w:rPr>
-                <w:rFonts w:eastAsiaTheme="minorEastAsia"/>
-                <w:i/>
-                <w:iCs/>
-                <w:sz w:val="18"/>
-                <w:szCs w:val="18"/>
-                <w:vertAlign w:val="subscript"/>
-              </w:rPr>
-              <w:t>′</w:t>
-            </w:r>
-            <w:r>
-              <w:rPr>
-                <w:i/>
-                <w:iCs/>
-                <w:sz w:val="18"/>
-                <w:szCs w:val="18"/>
-                <w:shd w:val="clear" w:color="auto" w:fill="FFFFFF"/>
-                <w:vertAlign w:val="subscript"/>
-              </w:rPr>
-              <w:t>,</w:t>
-            </w:r>
-            <w:r>
-              <w:rPr>
-                <w:i/>
-                <w:iCs/>
-                <w:sz w:val="18"/>
-                <w:szCs w:val="18"/>
-                <w:vertAlign w:val="subscript"/>
-              </w:rPr>
-              <w:t>j</w:t>
-            </w:r>
-            <w:proofErr w:type="spellEnd"/>
-            <w:r>
-              <w:rPr>
-                <w:rFonts w:eastAsiaTheme="minorEastAsia"/>
-                <w:i/>
-                <w:iCs/>
-                <w:sz w:val="18"/>
-                <w:szCs w:val="18"/>
-                <w:vertAlign w:val="subscript"/>
-              </w:rPr>
-              <w:t>′</w:t>
-            </w:r>
-            <w:r>
-              <w:rPr>
-                <w:sz w:val="18"/>
-                <w:szCs w:val="18"/>
-              </w:rPr>
-              <w:sym w:font="Symbol" w:char="F0CE"/>
-            </w:r>
-            <w:r>
-              <w:rPr>
-                <w:sz w:val="18"/>
-                <w:szCs w:val="18"/>
-              </w:rPr>
-              <w:sym w:font="Symbol" w:char="F044"/>
-            </w:r>
-            <w:r>
-              <w:rPr>
-                <w:rFonts w:eastAsiaTheme="minorEastAsia"/>
-                <w:sz w:val="18"/>
-                <w:szCs w:val="18"/>
-              </w:rPr>
-              <w:t>};</w:t>
-            </w:r>
-            <w:r>
-              <w:rPr>
-                <w:i/>
-                <w:iCs/>
-                <w:sz w:val="18"/>
-                <w:szCs w:val="18"/>
-              </w:rPr>
-              <w:t xml:space="preserve"> </w:t>
-            </w:r>
-            <w:proofErr w:type="spellStart"/>
-            <w:r>
-              <w:rPr>
-                <w:rFonts w:eastAsiaTheme="minorEastAsia"/>
-                <w:i/>
-                <w:iCs/>
-                <w:sz w:val="18"/>
-                <w:szCs w:val="18"/>
-              </w:rPr>
-              <w:t>s</w:t>
-            </w:r>
-            <w:r>
-              <w:rPr>
-                <w:i/>
-                <w:iCs/>
-                <w:sz w:val="18"/>
-                <w:szCs w:val="18"/>
-                <w:vertAlign w:val="subscript"/>
-              </w:rPr>
-              <w:t>i</w:t>
-            </w:r>
-            <w:r>
-              <w:rPr>
-                <w:sz w:val="18"/>
-                <w:szCs w:val="18"/>
-                <w:vertAlign w:val="subscript"/>
-              </w:rPr>
-              <w:t>,</w:t>
-            </w:r>
-            <w:r>
-              <w:rPr>
-                <w:i/>
-                <w:iCs/>
-                <w:sz w:val="18"/>
-                <w:szCs w:val="18"/>
-                <w:vertAlign w:val="subscript"/>
-              </w:rPr>
-              <w:t>j</w:t>
-            </w:r>
-            <w:proofErr w:type="spellEnd"/>
-            <w:r>
-              <w:rPr>
-                <w:rFonts w:eastAsiaTheme="minorEastAsia"/>
-                <w:i/>
-                <w:iCs/>
-                <w:sz w:val="18"/>
-                <w:szCs w:val="18"/>
-                <w:vertAlign w:val="subscript"/>
-              </w:rPr>
-              <w:t xml:space="preserve"> </w:t>
-            </w:r>
-            <w:r>
-              <w:rPr>
-                <w:rFonts w:eastAsiaTheme="minorEastAsia"/>
-                <w:sz w:val="18"/>
-                <w:szCs w:val="18"/>
-              </w:rPr>
-              <w:t xml:space="preserve">= </w:t>
-            </w:r>
-            <w:proofErr w:type="spellStart"/>
-            <w:r>
-              <w:rPr>
-                <w:rFonts w:eastAsiaTheme="minorEastAsia"/>
-                <w:i/>
-                <w:iCs/>
-                <w:sz w:val="18"/>
-                <w:szCs w:val="18"/>
-              </w:rPr>
-              <w:t>e</w:t>
-            </w:r>
-            <w:r>
-              <w:rPr>
-                <w:i/>
-                <w:iCs/>
-                <w:sz w:val="18"/>
-                <w:szCs w:val="18"/>
-                <w:vertAlign w:val="subscript"/>
-              </w:rPr>
-              <w:t>i</w:t>
-            </w:r>
-            <w:r>
-              <w:rPr>
-                <w:sz w:val="18"/>
-                <w:szCs w:val="18"/>
-                <w:vertAlign w:val="subscript"/>
-              </w:rPr>
-              <w:t>,</w:t>
-            </w:r>
-            <w:r>
-              <w:rPr>
-                <w:i/>
-                <w:iCs/>
-                <w:sz w:val="18"/>
-                <w:szCs w:val="18"/>
-                <w:vertAlign w:val="subscript"/>
-              </w:rPr>
-              <w:t>j</w:t>
-            </w:r>
-            <w:proofErr w:type="spellEnd"/>
-            <w:r>
-              <w:rPr>
-                <w:rFonts w:eastAsiaTheme="minorEastAsia"/>
-                <w:sz w:val="18"/>
-                <w:szCs w:val="18"/>
-              </w:rPr>
-              <w:t>-</w:t>
-            </w:r>
-            <w:r>
-              <w:rPr>
-                <w:i/>
-                <w:iCs/>
-                <w:sz w:val="18"/>
-                <w:szCs w:val="18"/>
-              </w:rPr>
-              <w:t>β</w:t>
-            </w:r>
-            <w:proofErr w:type="spellStart"/>
-            <w:r>
-              <w:rPr>
-                <w:i/>
-                <w:iCs/>
-                <w:sz w:val="18"/>
-                <w:szCs w:val="18"/>
-                <w:vertAlign w:val="subscript"/>
-              </w:rPr>
-              <w:t>i</w:t>
-            </w:r>
-            <w:r>
-              <w:rPr>
-                <w:sz w:val="18"/>
-                <w:szCs w:val="18"/>
-                <w:vertAlign w:val="subscript"/>
-              </w:rPr>
-              <w:t>,</w:t>
-            </w:r>
-            <w:r>
-              <w:rPr>
-                <w:i/>
-                <w:iCs/>
-                <w:sz w:val="18"/>
-                <w:szCs w:val="18"/>
-                <w:vertAlign w:val="subscript"/>
-              </w:rPr>
-              <w:t>j</w:t>
-            </w:r>
-            <w:r>
-              <w:rPr>
-                <w:sz w:val="18"/>
-                <w:szCs w:val="18"/>
-                <w:vertAlign w:val="subscript"/>
-              </w:rPr>
-              <w:t>,</w:t>
-            </w:r>
-            <w:r>
-              <w:rPr>
-                <w:i/>
-                <w:iCs/>
-                <w:sz w:val="18"/>
-                <w:szCs w:val="18"/>
-                <w:vertAlign w:val="subscript"/>
-              </w:rPr>
-              <w:t>g</w:t>
-            </w:r>
-            <w:r>
-              <w:rPr>
-                <w:sz w:val="18"/>
-                <w:szCs w:val="18"/>
-                <w:vertAlign w:val="subscript"/>
-              </w:rPr>
-              <w:t>,</w:t>
-            </w:r>
-            <w:r>
-              <w:rPr>
-                <w:i/>
-                <w:iCs/>
-                <w:sz w:val="18"/>
-                <w:szCs w:val="18"/>
-                <w:vertAlign w:val="subscript"/>
-              </w:rPr>
               <w:t>u</w:t>
             </w:r>
-            <w:proofErr w:type="spellEnd"/>
             <w:r>
               <w:rPr>
                 <w:rFonts w:eastAsiaTheme="minorEastAsia"/>
@@ -12415,9 +12213,36 @@
                 <w:sz w:val="18"/>
                 <w:szCs w:val="18"/>
               </w:rPr>
-              <w:t xml:space="preserve">               </w:t>
-            </w:r>
-            <w:proofErr w:type="spellStart"/>
+              <w:t xml:space="preserve">               e</w:t>
+            </w:r>
+            <w:r>
+              <w:rPr>
+                <w:i/>
+                <w:iCs/>
+                <w:sz w:val="18"/>
+                <w:szCs w:val="18"/>
+                <w:vertAlign w:val="subscript"/>
+              </w:rPr>
+              <w:t>i</w:t>
+            </w:r>
+            <w:r>
+              <w:rPr>
+                <w:sz w:val="18"/>
+                <w:szCs w:val="18"/>
+                <w:vertAlign w:val="subscript"/>
+              </w:rPr>
+              <w:t>,</w:t>
+            </w:r>
+            <w:r>
+              <w:rPr>
+                <w:i/>
+                <w:iCs/>
+                <w:sz w:val="18"/>
+                <w:szCs w:val="18"/>
+                <w:vertAlign w:val="subscript"/>
+              </w:rPr>
+              <w:t>j</w:t>
+            </w:r>
             <w:r>
               <w:rPr>
                 <w:rFonts w:eastAsiaTheme="minorEastAsia"/>
@@ -12425,6 +12250,313 @@
                 <w:iCs/>
                 <w:sz w:val="18"/>
                 <w:szCs w:val="18"/>
+                <w:vertAlign w:val="subscript"/>
+              </w:rPr>
+              <w:t xml:space="preserve"> </w:t>
+            </w:r>
+            <w:r>
+              <w:rPr>
+                <w:rFonts w:eastAsiaTheme="minorEastAsia"/>
+                <w:sz w:val="18"/>
+                <w:szCs w:val="18"/>
+              </w:rPr>
+              <w:t>= min{</w:t>
+            </w:r>
+            <w:r>
+              <w:rPr>
+                <w:rFonts w:eastAsiaTheme="minorEastAsia"/>
+                <w:i/>
+                <w:iCs/>
+                <w:sz w:val="18"/>
+                <w:szCs w:val="18"/>
+              </w:rPr>
+              <w:t>s</w:t>
+            </w:r>
+            <w:r>
+              <w:rPr>
+                <w:i/>
+                <w:iCs/>
+                <w:sz w:val="18"/>
+                <w:szCs w:val="18"/>
+                <w:vertAlign w:val="subscript"/>
+              </w:rPr>
+              <w:t>i</w:t>
+            </w:r>
+            <w:r>
+              <w:rPr>
+                <w:i/>
+                <w:iCs/>
+                <w:sz w:val="18"/>
+                <w:szCs w:val="18"/>
+                <w:shd w:val="clear" w:color="auto" w:fill="FFFFFF"/>
+                <w:vertAlign w:val="subscript"/>
+              </w:rPr>
+              <w:t>,</w:t>
+            </w:r>
+            <w:r>
+              <w:rPr>
+                <w:i/>
+                <w:iCs/>
+                <w:sz w:val="18"/>
+                <w:szCs w:val="18"/>
+                <w:vertAlign w:val="subscript"/>
+              </w:rPr>
+              <w:t>j</w:t>
+            </w:r>
+            <w:r>
+              <w:rPr>
+                <w:rFonts w:eastAsiaTheme="minorEastAsia"/>
+                <w:sz w:val="18"/>
+                <w:szCs w:val="18"/>
+                <w:vertAlign w:val="subscript"/>
+              </w:rPr>
+              <w:t>+1</w:t>
+            </w:r>
+            <w:r>
+              <w:rPr>
+                <w:rFonts w:eastAsiaTheme="minorEastAsia"/>
+                <w:sz w:val="18"/>
+                <w:szCs w:val="18"/>
+              </w:rPr>
+              <w:t>,</w:t>
+            </w:r>
+            <w:r>
+              <w:rPr>
+                <w:i/>
+                <w:iCs/>
+                <w:sz w:val="18"/>
+                <w:szCs w:val="18"/>
+              </w:rPr>
+              <w:t xml:space="preserve"> </w:t>
+            </w:r>
+            <w:r>
+              <w:rPr>
+                <w:rFonts w:eastAsiaTheme="minorEastAsia"/>
+                <w:i/>
+                <w:iCs/>
+                <w:sz w:val="18"/>
+                <w:szCs w:val="18"/>
+              </w:rPr>
+              <w:t>s</w:t>
+            </w:r>
+            <w:r>
+              <w:rPr>
+                <w:i/>
+                <w:iCs/>
+                <w:sz w:val="18"/>
+                <w:szCs w:val="18"/>
+                <w:vertAlign w:val="subscript"/>
+              </w:rPr>
+              <w:t>i</w:t>
+            </w:r>
+            <w:r>
+              <w:rPr>
+                <w:rFonts w:eastAsiaTheme="minorEastAsia"/>
+                <w:i/>
+                <w:iCs/>
+                <w:sz w:val="18"/>
+                <w:szCs w:val="18"/>
+                <w:vertAlign w:val="subscript"/>
+              </w:rPr>
+              <w:t>′</w:t>
+            </w:r>
+            <w:r>
+              <w:rPr>
+                <w:i/>
+                <w:iCs/>
+                <w:sz w:val="18"/>
+                <w:szCs w:val="18"/>
+                <w:shd w:val="clear" w:color="auto" w:fill="FFFFFF"/>
+                <w:vertAlign w:val="subscript"/>
+              </w:rPr>
+              <w:t>,</w:t>
+            </w:r>
+            <w:r>
+              <w:rPr>
+                <w:i/>
+                <w:iCs/>
+                <w:sz w:val="18"/>
+                <w:szCs w:val="18"/>
+                <w:vertAlign w:val="subscript"/>
+              </w:rPr>
+              <w:t>j</w:t>
+            </w:r>
+            <w:r>
+              <w:rPr>
+                <w:rFonts w:eastAsiaTheme="minorEastAsia"/>
+                <w:i/>
+                <w:iCs/>
+                <w:sz w:val="18"/>
+                <w:szCs w:val="18"/>
+                <w:vertAlign w:val="subscript"/>
+              </w:rPr>
+              <w:t xml:space="preserve">′ </w:t>
+            </w:r>
+            <w:r>
+              <w:rPr>
+                <w:rFonts w:eastAsiaTheme="minorEastAsia"/>
+                <w:sz w:val="18"/>
+                <w:szCs w:val="18"/>
+              </w:rPr>
+              <w:t>|</w:t>
+            </w:r>
+            <w:r>
+              <w:rPr>
+                <w:i/>
+                <w:iCs/>
+                <w:sz w:val="18"/>
+                <w:szCs w:val="18"/>
+              </w:rPr>
+              <w:t xml:space="preserve"> o</w:t>
+            </w:r>
+            <w:r>
+              <w:rPr>
+                <w:i/>
+                <w:iCs/>
+                <w:sz w:val="18"/>
+                <w:szCs w:val="18"/>
+                <w:vertAlign w:val="subscript"/>
+              </w:rPr>
+              <w:t>i</w:t>
+            </w:r>
+            <w:r>
+              <w:rPr>
+                <w:rFonts w:eastAsiaTheme="minorEastAsia"/>
+                <w:i/>
+                <w:iCs/>
+                <w:sz w:val="18"/>
+                <w:szCs w:val="18"/>
+                <w:vertAlign w:val="subscript"/>
+              </w:rPr>
+              <w:t>′</w:t>
+            </w:r>
+            <w:r>
+              <w:rPr>
+                <w:i/>
+                <w:iCs/>
+                <w:sz w:val="18"/>
+                <w:szCs w:val="18"/>
+                <w:shd w:val="clear" w:color="auto" w:fill="FFFFFF"/>
+                <w:vertAlign w:val="subscript"/>
+              </w:rPr>
+              <w:t>,</w:t>
+            </w:r>
+            <w:r>
+              <w:rPr>
+                <w:i/>
+                <w:iCs/>
+                <w:sz w:val="18"/>
+                <w:szCs w:val="18"/>
+                <w:vertAlign w:val="subscript"/>
+              </w:rPr>
+              <w:t>j</w:t>
+            </w:r>
+            <w:r>
+              <w:rPr>
+                <w:rFonts w:eastAsiaTheme="minorEastAsia"/>
+                <w:i/>
+                <w:iCs/>
+                <w:sz w:val="18"/>
+                <w:szCs w:val="18"/>
+                <w:vertAlign w:val="subscript"/>
+              </w:rPr>
+              <w:t>′</w:t>
+            </w:r>
+            <w:r>
+              <w:rPr>
+                <w:sz w:val="18"/>
+                <w:szCs w:val="18"/>
+              </w:rPr>
+              <w:sym w:font="Symbol" w:char="F0CE"/>
+            </w:r>
+            <w:r>
+              <w:rPr>
+                <w:sz w:val="18"/>
+                <w:szCs w:val="18"/>
+              </w:rPr>
+              <w:sym w:font="Symbol" w:char="F044"/>
+            </w:r>
+            <w:r>
+              <w:rPr>
+                <w:rFonts w:eastAsiaTheme="minorEastAsia"/>
+                <w:sz w:val="18"/>
+                <w:szCs w:val="18"/>
+              </w:rPr>
+              <w:t>};</w:t>
+            </w:r>
+            <w:r>
+              <w:rPr>
+                <w:i/>
+                <w:iCs/>
+                <w:sz w:val="18"/>
+                <w:szCs w:val="18"/>
+              </w:rPr>
+              <w:t xml:space="preserve"> </w:t>
+            </w:r>
+            <w:r>
+              <w:rPr>
+                <w:rFonts w:eastAsiaTheme="minorEastAsia"/>
+                <w:i/>
+                <w:iCs/>
+                <w:sz w:val="18"/>
+                <w:szCs w:val="18"/>
+              </w:rPr>
+              <w:t>s</w:t>
+            </w:r>
+            <w:r>
+              <w:rPr>
+                <w:i/>
+                <w:iCs/>
+                <w:sz w:val="18"/>
+                <w:szCs w:val="18"/>
+                <w:vertAlign w:val="subscript"/>
+              </w:rPr>
+              <w:t>i</w:t>
+            </w:r>
+            <w:r>
+              <w:rPr>
+                <w:sz w:val="18"/>
+                <w:szCs w:val="18"/>
+                <w:vertAlign w:val="subscript"/>
+              </w:rPr>
+              <w:t>,</w:t>
+            </w:r>
+            <w:r>
+              <w:rPr>
+                <w:i/>
+                <w:iCs/>
+                <w:sz w:val="18"/>
+                <w:szCs w:val="18"/>
+                <w:vertAlign w:val="subscript"/>
+              </w:rPr>
+              <w:t>j</w:t>
+            </w:r>
+            <w:r>
+              <w:rPr>
+                <w:rFonts w:eastAsiaTheme="minorEastAsia"/>
+                <w:i/>
+                <w:iCs/>
+                <w:sz w:val="18"/>
+                <w:szCs w:val="18"/>
+                <w:vertAlign w:val="subscript"/>
+              </w:rPr>
+              <w:t xml:space="preserve"> </w:t>
+            </w:r>
+            <w:r>
+              <w:rPr>
+                <w:rFonts w:eastAsiaTheme="minorEastAsia"/>
+                <w:sz w:val="18"/>
+                <w:szCs w:val="18"/>
+              </w:rPr>
+              <w:t xml:space="preserve">= </w:t>
+            </w:r>
+            <w:r>
+              <w:rPr>
+                <w:rFonts w:eastAsiaTheme="minorEastAsia"/>
+                <w:i/>
+                <w:iCs/>
+                <w:sz w:val="18"/>
+                <w:szCs w:val="18"/>
               </w:rPr>
               <w:t>e</w:t>
             </w:r>
@@ -12456,55 +12588,57 @@
               </w:rPr>
               <w:t>j</w:t>
             </w:r>
-            <w:proofErr w:type="spellEnd"/>
             <w:r>
               <w:rPr>
                 <w:rFonts w:eastAsiaTheme="minorEastAsia"/>
+                <w:sz w:val="18"/>
+                <w:szCs w:val="18"/>
+              </w:rPr>
+              <w:t>-</w:t>
+            </w:r>
+            <w:r>
+              <w:rPr>
+                <w:i/>
+                <w:iCs/>
+                <w:sz w:val="18"/>
+                <w:szCs w:val="18"/>
+              </w:rPr>
+              <w:t>β</w:t>
+            </w:r>
+            <w:r>
+              <w:rPr>
                 <w:i/>
                 <w:iCs/>
                 <w:sz w:val="18"/>
                 <w:szCs w:val="18"/>
                 <w:vertAlign w:val="subscript"/>
               </w:rPr>
-              <w:t xml:space="preserve"> </w:t>
-            </w:r>
-            <w:r>
-              <w:rPr>
-                <w:rFonts w:eastAsiaTheme="minorEastAsia"/>
-                <w:sz w:val="18"/>
-                <w:szCs w:val="18"/>
-              </w:rPr>
-              <w:t>= min{</w:t>
-            </w:r>
-            <w:r>
-              <w:rPr>
-                <w:rFonts w:eastAsiaTheme="minorEastAsia"/>
-                <w:i/>
-                <w:iCs/>
-                <w:sz w:val="18"/>
-                <w:szCs w:val="18"/>
-              </w:rPr>
-              <w:t>s</w:t>
-            </w:r>
-            <w:r>
-              <w:rPr>
-                <w:i/>
-                <w:iCs/>
+              <w:t>i</w:t>
+            </w:r>
+            <w:r>
+              <w:rPr>
                 <w:sz w:val="18"/>
                 <w:szCs w:val="18"/>
                 <w:vertAlign w:val="subscript"/>
               </w:rPr>
-              <w:t>i</w:t>
-            </w:r>
-            <w:r>
-              <w:rPr>
-                <w:i/>
-                <w:iCs/>
-                <w:sz w:val="18"/>
-                <w:szCs w:val="18"/>
-                <w:shd w:val="clear" w:color="auto" w:fill="FFFFFF"/>
+              <w:t>,</w:t>
+            </w:r>
+            <w:r>
+              <w:rPr>
+                <w:i/>
+                <w:iCs/>
+                <w:sz w:val="18"/>
+                <w:szCs w:val="18"/>
                 <w:vertAlign w:val="subscript"/>
               </w:rPr>
+              <w:t>j</w:t>
+            </w:r>
+            <w:r>
+              <w:rPr>
+                <w:sz w:val="18"/>
+                <w:szCs w:val="18"/>
+                <w:vertAlign w:val="subscript"/>
+              </w:rPr>
               <w:t>,</w:t>
             </w:r>
             <w:r>
@@ -12515,23 +12649,14 @@
                 <w:szCs w:val="18"/>
                 <w:vertAlign w:val="subscript"/>
               </w:rPr>
-              <w:t>j</w:t>
-            </w:r>
-            <w:r>
-              <w:rPr>
-                <w:rFonts w:eastAsiaTheme="minorEastAsia"/>
+              <w:t>g</w:t>
+            </w:r>
+            <w:r>
+              <w:rPr>
                 <w:sz w:val="18"/>
                 <w:szCs w:val="18"/>
                 <w:vertAlign w:val="subscript"/>
               </w:rPr>
-              <w:t>+1</w:t>
-            </w:r>
-            <w:r>
-              <w:rPr>
-                <w:rFonts w:eastAsiaTheme="minorEastAsia"/>
-                <w:sz w:val="18"/>
-                <w:szCs w:val="18"/>
-              </w:rPr>
               <w:t>,</w:t>
             </w:r>
             <w:r>
@@ -12540,368 +12665,10 @@
                 <w:iCs/>
                 <w:sz w:val="18"/>
                 <w:szCs w:val="18"/>
-              </w:rPr>
-              <w:t xml:space="preserve"> </w:t>
-            </w:r>
-            <w:proofErr w:type="spellStart"/>
-            <w:r>
-              <w:rPr>
-                <w:rFonts w:eastAsiaTheme="minorEastAsia"/>
-                <w:i/>
-                <w:iCs/>
-                <w:sz w:val="18"/>
-                <w:szCs w:val="18"/>
-              </w:rPr>
-              <w:t>s</w:t>
-            </w:r>
-            <w:r>
-              <w:rPr>
-                <w:i/>
-                <w:iCs/>
-                <w:sz w:val="18"/>
-                <w:szCs w:val="18"/>
                 <w:vertAlign w:val="subscript"/>
               </w:rPr>
-              <w:t>i</w:t>
-            </w:r>
-            <w:proofErr w:type="spellEnd"/>
-            <w:r>
-              <w:rPr>
-                <w:rFonts w:eastAsiaTheme="minorEastAsia"/>
-                <w:i/>
-                <w:iCs/>
-                <w:sz w:val="18"/>
-                <w:szCs w:val="18"/>
-                <w:vertAlign w:val="subscript"/>
-              </w:rPr>
-              <w:t>′</w:t>
-            </w:r>
-            <w:r>
-              <w:rPr>
-                <w:i/>
-                <w:iCs/>
-                <w:sz w:val="18"/>
-                <w:szCs w:val="18"/>
-                <w:shd w:val="clear" w:color="auto" w:fill="FFFFFF"/>
-                <w:vertAlign w:val="subscript"/>
-              </w:rPr>
-              <w:t>,</w:t>
-            </w:r>
-            <w:r>
-              <w:rPr>
-                <w:i/>
-                <w:iCs/>
-                <w:sz w:val="18"/>
-                <w:szCs w:val="18"/>
-                <w:vertAlign w:val="subscript"/>
-              </w:rPr>
-              <w:t>j</w:t>
-            </w:r>
-            <w:r>
-              <w:rPr>
-                <w:rFonts w:eastAsiaTheme="minorEastAsia"/>
-                <w:i/>
-                <w:iCs/>
-                <w:sz w:val="18"/>
-                <w:szCs w:val="18"/>
-                <w:vertAlign w:val="subscript"/>
-              </w:rPr>
-              <w:t xml:space="preserve">′ </w:t>
-            </w:r>
-            <w:r>
-              <w:rPr>
-                <w:rFonts w:eastAsiaTheme="minorEastAsia"/>
-                <w:sz w:val="18"/>
-                <w:szCs w:val="18"/>
-              </w:rPr>
-              <w:t>|</w:t>
-            </w:r>
-            <w:r>
-              <w:rPr>
-                <w:i/>
-                <w:iCs/>
-                <w:sz w:val="18"/>
-                <w:szCs w:val="18"/>
-              </w:rPr>
-              <w:t xml:space="preserve"> </w:t>
-            </w:r>
-            <w:proofErr w:type="spellStart"/>
-            <w:r>
-              <w:rPr>
-                <w:i/>
-                <w:iCs/>
-                <w:sz w:val="18"/>
-                <w:szCs w:val="18"/>
-              </w:rPr>
-              <w:t>o</w:t>
-            </w:r>
-            <w:r>
-              <w:rPr>
-                <w:i/>
-                <w:iCs/>
-                <w:sz w:val="18"/>
-                <w:szCs w:val="18"/>
-                <w:vertAlign w:val="subscript"/>
-              </w:rPr>
-              <w:t>i</w:t>
-            </w:r>
-            <w:r>
-              <w:rPr>
-                <w:rFonts w:eastAsiaTheme="minorEastAsia"/>
-                <w:i/>
-                <w:iCs/>
-                <w:sz w:val="18"/>
-                <w:szCs w:val="18"/>
-                <w:vertAlign w:val="subscript"/>
-              </w:rPr>
-              <w:t>′</w:t>
-            </w:r>
-            <w:r>
-              <w:rPr>
-                <w:i/>
-                <w:iCs/>
-                <w:sz w:val="18"/>
-                <w:szCs w:val="18"/>
-                <w:shd w:val="clear" w:color="auto" w:fill="FFFFFF"/>
-                <w:vertAlign w:val="subscript"/>
-              </w:rPr>
-              <w:t>,</w:t>
-            </w:r>
-            <w:r>
-              <w:rPr>
-                <w:i/>
-                <w:iCs/>
-                <w:sz w:val="18"/>
-                <w:szCs w:val="18"/>
-                <w:vertAlign w:val="subscript"/>
-              </w:rPr>
-              <w:t>j</w:t>
-            </w:r>
-            <w:proofErr w:type="spellEnd"/>
-            <w:r>
-              <w:rPr>
-                <w:rFonts w:eastAsiaTheme="minorEastAsia"/>
-                <w:i/>
-                <w:iCs/>
-                <w:sz w:val="18"/>
-                <w:szCs w:val="18"/>
-                <w:vertAlign w:val="subscript"/>
-              </w:rPr>
-              <w:t>′</w:t>
-            </w:r>
-            <w:r>
-              <w:rPr>
-                <w:sz w:val="18"/>
-                <w:szCs w:val="18"/>
-              </w:rPr>
-              <w:sym w:font="Symbol" w:char="F0CE"/>
-            </w:r>
-            <w:r>
-              <w:rPr>
-                <w:sz w:val="18"/>
-                <w:szCs w:val="18"/>
-              </w:rPr>
-              <w:sym w:font="Symbol" w:char="F044"/>
-            </w:r>
-            <w:r>
-              <w:rPr>
-                <w:rFonts w:eastAsiaTheme="minorEastAsia"/>
-                <w:sz w:val="18"/>
-                <w:szCs w:val="18"/>
-              </w:rPr>
-              <w:t>};</w:t>
-            </w:r>
-            <w:r>
-              <w:rPr>
-                <w:i/>
-                <w:iCs/>
-                <w:sz w:val="18"/>
-                <w:szCs w:val="18"/>
-              </w:rPr>
-              <w:t xml:space="preserve"> </w:t>
-            </w:r>
-            <w:proofErr w:type="spellStart"/>
-            <w:r>
-              <w:rPr>
-                <w:rFonts w:eastAsiaTheme="minorEastAsia"/>
-                <w:i/>
-                <w:iCs/>
-                <w:sz w:val="18"/>
-                <w:szCs w:val="18"/>
-              </w:rPr>
-              <w:t>s</w:t>
-            </w:r>
-            <w:r>
-              <w:rPr>
-                <w:i/>
-                <w:iCs/>
-                <w:sz w:val="18"/>
-                <w:szCs w:val="18"/>
-                <w:vertAlign w:val="subscript"/>
-              </w:rPr>
-              <w:t>i</w:t>
-            </w:r>
-            <w:r>
-              <w:rPr>
-                <w:sz w:val="18"/>
-                <w:szCs w:val="18"/>
-                <w:vertAlign w:val="subscript"/>
-              </w:rPr>
-              <w:t>,</w:t>
-            </w:r>
-            <w:r>
-              <w:rPr>
-                <w:i/>
-                <w:iCs/>
-                <w:sz w:val="18"/>
-                <w:szCs w:val="18"/>
-                <w:vertAlign w:val="subscript"/>
-              </w:rPr>
-              <w:t>j</w:t>
-            </w:r>
-            <w:proofErr w:type="spellEnd"/>
-            <w:r>
-              <w:rPr>
-                <w:rFonts w:eastAsiaTheme="minorEastAsia"/>
-                <w:i/>
-                <w:iCs/>
-                <w:sz w:val="18"/>
-                <w:szCs w:val="18"/>
-                <w:vertAlign w:val="subscript"/>
-              </w:rPr>
-              <w:t xml:space="preserve"> </w:t>
-            </w:r>
-            <w:r>
-              <w:rPr>
-                <w:rFonts w:eastAsiaTheme="minorEastAsia"/>
-                <w:sz w:val="18"/>
-                <w:szCs w:val="18"/>
-              </w:rPr>
-              <w:t xml:space="preserve">= </w:t>
-            </w:r>
-            <w:proofErr w:type="spellStart"/>
-            <w:r>
-              <w:rPr>
-                <w:rFonts w:eastAsiaTheme="minorEastAsia"/>
-                <w:i/>
-                <w:iCs/>
-                <w:sz w:val="18"/>
-                <w:szCs w:val="18"/>
-              </w:rPr>
-              <w:t>e</w:t>
-            </w:r>
-            <w:r>
-              <w:rPr>
-                <w:i/>
-                <w:iCs/>
-                <w:sz w:val="18"/>
-                <w:szCs w:val="18"/>
-                <w:vertAlign w:val="subscript"/>
-              </w:rPr>
-              <w:t>i</w:t>
-            </w:r>
-            <w:r>
-              <w:rPr>
-                <w:sz w:val="18"/>
-                <w:szCs w:val="18"/>
-                <w:vertAlign w:val="subscript"/>
-              </w:rPr>
-              <w:t>,</w:t>
-            </w:r>
-            <w:r>
-              <w:rPr>
-                <w:i/>
-                <w:iCs/>
-                <w:sz w:val="18"/>
-                <w:szCs w:val="18"/>
-                <w:vertAlign w:val="subscript"/>
-              </w:rPr>
-              <w:t>j</w:t>
-            </w:r>
-            <w:proofErr w:type="spellEnd"/>
-            <w:r>
-              <w:rPr>
-                <w:rFonts w:eastAsiaTheme="minorEastAsia"/>
-                <w:sz w:val="18"/>
-                <w:szCs w:val="18"/>
-              </w:rPr>
-              <w:t>-</w:t>
-            </w:r>
-            <w:r>
-              <w:rPr>
-                <w:i/>
-                <w:iCs/>
-                <w:sz w:val="18"/>
-                <w:szCs w:val="18"/>
-              </w:rPr>
-              <w:t>β</w:t>
-            </w:r>
-            <w:proofErr w:type="spellStart"/>
-            <w:r>
-              <w:rPr>
-                <w:i/>
-                <w:iCs/>
-                <w:sz w:val="18"/>
-                <w:szCs w:val="18"/>
-                <w:vertAlign w:val="subscript"/>
-              </w:rPr>
-              <w:t>i</w:t>
-            </w:r>
-            <w:r>
-              <w:rPr>
-                <w:sz w:val="18"/>
-                <w:szCs w:val="18"/>
-                <w:vertAlign w:val="subscript"/>
-              </w:rPr>
-              <w:t>,</w:t>
-            </w:r>
-            <w:r>
-              <w:rPr>
-                <w:i/>
-                <w:iCs/>
-                <w:sz w:val="18"/>
-                <w:szCs w:val="18"/>
-                <w:vertAlign w:val="subscript"/>
-              </w:rPr>
-              <w:t>j</w:t>
-            </w:r>
-            <w:r>
-              <w:rPr>
-                <w:sz w:val="18"/>
-                <w:szCs w:val="18"/>
-                <w:vertAlign w:val="subscript"/>
-              </w:rPr>
-              <w:t>,</w:t>
-            </w:r>
-            <w:r>
-              <w:rPr>
-                <w:i/>
-                <w:iCs/>
-                <w:sz w:val="18"/>
-                <w:szCs w:val="18"/>
-                <w:vertAlign w:val="subscript"/>
-              </w:rPr>
-              <w:t>g</w:t>
-            </w:r>
-            <w:r>
-              <w:rPr>
-                <w:sz w:val="18"/>
-                <w:szCs w:val="18"/>
-                <w:vertAlign w:val="subscript"/>
-              </w:rPr>
-              <w:t>,</w:t>
-            </w:r>
-            <w:r>
-              <w:rPr>
-                <w:i/>
-                <w:iCs/>
-                <w:sz w:val="18"/>
-                <w:szCs w:val="18"/>
-                <w:vertAlign w:val="subscript"/>
-              </w:rPr>
               <w:t>u</w:t>
             </w:r>
-            <w:proofErr w:type="spellEnd"/>
             <w:r>
               <w:rPr>
                 <w:rFonts w:eastAsiaTheme="minorEastAsia"/>
@@ -13199,8 +12966,6 @@
               </w:rPr>
               <w:t xml:space="preserve"> </w:t>
             </w:r>
-            <w:proofErr w:type="spellStart"/>
-            <w:proofErr w:type="gramStart"/>
             <w:r>
               <w:rPr>
                 <w:i/>
@@ -13241,8 +13006,6 @@
               </w:rPr>
               <w:t>j</w:t>
             </w:r>
-            <w:proofErr w:type="spellEnd"/>
-            <w:proofErr w:type="gramEnd"/>
             <w:r>
               <w:rPr>
                 <w:sz w:val="18"/>
@@ -14198,10 +13961,10 @@
             <v:path o:extrusionok="f" gradientshapeok="t" o:connecttype="rect"/>
             <o:lock v:ext="edit" aspectratio="t"/>
           </v:shapetype>
-          <v:shape id="_x0000_i1025" type="#_x0000_t75" style="width:159.4pt;height:36.2pt" o:ole="">
+          <v:shape id="_x0000_i1025" type="#_x0000_t75" style="width:159.45pt;height:36.1pt" o:ole="">
             <v:imagedata r:id="rId7" o:title=""/>
           </v:shape>
-          <o:OLEObject Type="Embed" ProgID="Equation.DSMT4" ShapeID="_x0000_i1025" DrawAspect="Content" ObjectID="_1834435481" r:id="rId8"/>
+          <o:OLEObject Type="Embed" ProgID="Equation.DSMT4" ShapeID="_x0000_i1025" DrawAspect="Content" ObjectID="_1834553766" r:id="rId8"/>
         </w:object>
       </w:r>
       <w:r>
@@ -14516,10 +14279,10 @@
           <w:position w:val="-10"/>
         </w:rPr>
         <w:object w:dxaOrig="2680" w:dyaOrig="320" w14:anchorId="608212CD">
-          <v:shape id="_x0000_i1026" type="#_x0000_t75" style="width:133.6pt;height:15.4pt" o:ole="">
+          <v:shape id="_x0000_i1026" type="#_x0000_t75" style="width:133.55pt;height:15.45pt" o:ole="">
             <v:imagedata r:id="rId9" o:title=""/>
           </v:shape>
-          <o:OLEObject Type="Embed" ProgID="Equation.DSMT4" ShapeID="_x0000_i1026" DrawAspect="Content" ObjectID="_1834435482" r:id="rId10"/>
+          <o:OLEObject Type="Embed" ProgID="Equation.DSMT4" ShapeID="_x0000_i1026" DrawAspect="Content" ObjectID="_1834553767" r:id="rId10"/>
         </w:object>
       </w:r>
       <w:r>
@@ -14980,7 +14743,6 @@
         </w:rPr>
         <w:t xml:space="preserve">In addition, the energy consumption parameters </w:t>
       </w:r>
-      <w:proofErr w:type="spellStart"/>
       <w:r>
         <w:rPr>
           <w:rFonts w:cs="Times New Roman"/>
@@ -15000,7 +14762,6 @@
         </w:rPr>
         <w:t>r</w:t>
       </w:r>
-      <w:proofErr w:type="spellEnd"/>
       <w:r>
         <w:rPr>
           <w:rFonts w:cs="Times New Roman"/>
@@ -15009,7 +14770,6 @@
         </w:rPr>
         <w:t xml:space="preserve"> and </w:t>
       </w:r>
-      <w:proofErr w:type="spellStart"/>
       <w:r>
         <w:rPr>
           <w:rFonts w:cs="Times New Roman"/>
@@ -15038,7 +14798,6 @@
         </w:rPr>
         <w:t>r</w:t>
       </w:r>
-      <w:proofErr w:type="spellEnd"/>
       <w:r>
         <w:rPr>
           <w:rFonts w:cs="Times New Roman"/>
@@ -19010,7 +18769,6 @@
                 <w:lang w:val="en-GB"/>
               </w:rPr>
             </w:pPr>
-            <w:proofErr w:type="spellStart"/>
             <w:r>
               <w:rPr>
                 <w:i/>
@@ -19030,7 +18788,6 @@
               </w:rPr>
               <w:t>LS</w:t>
             </w:r>
-            <w:proofErr w:type="spellEnd"/>
           </w:p>
         </w:tc>
         <w:tc>
@@ -19055,7 +18812,6 @@
                 <w:shd w:val="clear" w:color="auto" w:fill="FFFFFF"/>
               </w:rPr>
             </w:pPr>
-            <w:proofErr w:type="spellStart"/>
             <w:r>
               <w:rPr>
                 <w:i/>
@@ -19066,7 +18822,6 @@
               </w:rPr>
               <w:t>Iter</w:t>
             </w:r>
-            <w:proofErr w:type="spellEnd"/>
           </w:p>
         </w:tc>
         <w:tc>
@@ -32486,21 +32241,6 @@
         </w:tc>
       </w:tr>
     </w:tbl>
-    <w:p>
-      <w:pPr>
-        <w:adjustRightInd w:val="0"/>
-        <w:snapToGrid w:val="0"/>
-        <w:spacing w:after="0" w:line="240" w:lineRule="auto"/>
-        <w:jc w:val="center"/>
-        <w:rPr>
-          <w:rFonts w:eastAsia="等线" w:cs="Times New Roman"/>
-          <w:kern w:val="0"/>
-          <w:sz w:val="18"/>
-          <w:szCs w:val="18"/>
-          <w14:ligatures w14:val="none"/>
-        </w:rPr>
-      </w:pPr>
-    </w:p>
     <w:p>
       <w:pPr>
         <w:adjustRightInd w:val="0"/>
